--- a/output/tables/mechanism_results.docx
+++ b/output/tables/mechanism_results.docx
@@ -128,73 +128,73 @@
               <w:pStyle w:val="Compact"/>
             </w:pPr>
             <w:r>
-              <w:t xml:space="preserve">0.309</w:t>
-            </w:r>
-          </w:p>
-        </w:tc>
-        <w:tc>
-          <w:tcPr/>
-          <w:p>
-            <w:pPr>
-              <w:pStyle w:val="Compact"/>
-            </w:pPr>
-            <w:r>
-              <w:t xml:space="preserve">0.291</w:t>
-            </w:r>
-          </w:p>
-        </w:tc>
-        <w:tc>
-          <w:tcPr/>
-          <w:p>
-            <w:pPr>
-              <w:pStyle w:val="Compact"/>
-            </w:pPr>
-            <w:r>
-              <w:t xml:space="preserve">0.441</w:t>
-            </w:r>
-          </w:p>
-        </w:tc>
-        <w:tc>
-          <w:tcPr/>
-          <w:p>
-            <w:pPr>
-              <w:pStyle w:val="Compact"/>
-            </w:pPr>
-            <w:r>
-              <w:t xml:space="preserve">0.318</w:t>
-            </w:r>
-          </w:p>
-        </w:tc>
-        <w:tc>
-          <w:tcPr/>
-          <w:p>
-            <w:pPr>
-              <w:pStyle w:val="Compact"/>
-            </w:pPr>
-            <w:r>
-              <w:t xml:space="preserve">0.210</w:t>
-            </w:r>
-          </w:p>
-        </w:tc>
-        <w:tc>
-          <w:tcPr/>
-          <w:p>
-            <w:pPr>
-              <w:pStyle w:val="Compact"/>
-            </w:pPr>
-            <w:r>
-              <w:t xml:space="preserve">0.090</w:t>
-            </w:r>
-          </w:p>
-        </w:tc>
-        <w:tc>
-          <w:tcPr/>
-          <w:p>
-            <w:pPr>
-              <w:pStyle w:val="Compact"/>
-            </w:pPr>
-            <w:r>
-              <w:t xml:space="preserve">0.011</w:t>
+              <w:t xml:space="preserve">0.719</w:t>
+            </w:r>
+          </w:p>
+        </w:tc>
+        <w:tc>
+          <w:tcPr/>
+          <w:p>
+            <w:pPr>
+              <w:pStyle w:val="Compact"/>
+            </w:pPr>
+            <w:r>
+              <w:t xml:space="preserve">0.734</w:t>
+            </w:r>
+          </w:p>
+        </w:tc>
+        <w:tc>
+          <w:tcPr/>
+          <w:p>
+            <w:pPr>
+              <w:pStyle w:val="Compact"/>
+            </w:pPr>
+            <w:r>
+              <w:t xml:space="preserve">0.373</w:t>
+            </w:r>
+          </w:p>
+        </w:tc>
+        <w:tc>
+          <w:tcPr/>
+          <w:p>
+            <w:pPr>
+              <w:pStyle w:val="Compact"/>
+            </w:pPr>
+            <w:r>
+              <w:t xml:space="preserve">0.856</w:t>
+            </w:r>
+          </w:p>
+        </w:tc>
+        <w:tc>
+          <w:tcPr/>
+          <w:p>
+            <w:pPr>
+              <w:pStyle w:val="Compact"/>
+            </w:pPr>
+            <w:r>
+              <w:t xml:space="preserve">0.797</w:t>
+            </w:r>
+          </w:p>
+        </w:tc>
+        <w:tc>
+          <w:tcPr/>
+          <w:p>
+            <w:pPr>
+              <w:pStyle w:val="Compact"/>
+            </w:pPr>
+            <w:r>
+              <w:t xml:space="preserve">0.676</w:t>
+            </w:r>
+          </w:p>
+        </w:tc>
+        <w:tc>
+          <w:tcPr/>
+          <w:p>
+            <w:pPr>
+              <w:pStyle w:val="Compact"/>
+            </w:pPr>
+            <w:r>
+              <w:t xml:space="preserve">0.429</w:t>
             </w:r>
           </w:p>
         </w:tc>
@@ -215,73 +215,73 @@
               <w:pStyle w:val="Compact"/>
             </w:pPr>
             <w:r>
-              <w:t xml:space="preserve">(0.022)</w:t>
-            </w:r>
-          </w:p>
-        </w:tc>
-        <w:tc>
-          <w:tcPr/>
-          <w:p>
-            <w:pPr>
-              <w:pStyle w:val="Compact"/>
-            </w:pPr>
-            <w:r>
-              <w:t xml:space="preserve">(0.024)</w:t>
-            </w:r>
-          </w:p>
-        </w:tc>
-        <w:tc>
-          <w:tcPr/>
-          <w:p>
-            <w:pPr>
-              <w:pStyle w:val="Compact"/>
-            </w:pPr>
-            <w:r>
-              <w:t xml:space="preserve">(0.067)</w:t>
-            </w:r>
-          </w:p>
-        </w:tc>
-        <w:tc>
-          <w:tcPr/>
-          <w:p>
-            <w:pPr>
-              <w:pStyle w:val="Compact"/>
-            </w:pPr>
-            <w:r>
-              <w:t xml:space="preserve">(0.087)</w:t>
-            </w:r>
-          </w:p>
-        </w:tc>
-        <w:tc>
-          <w:tcPr/>
-          <w:p>
-            <w:pPr>
-              <w:pStyle w:val="Compact"/>
-            </w:pPr>
-            <w:r>
-              <w:t xml:space="preserve">(0.021)</w:t>
-            </w:r>
-          </w:p>
-        </w:tc>
-        <w:tc>
-          <w:tcPr/>
-          <w:p>
-            <w:pPr>
-              <w:pStyle w:val="Compact"/>
-            </w:pPr>
-            <w:r>
-              <w:t xml:space="preserve">(0.019)</w:t>
-            </w:r>
-          </w:p>
-        </w:tc>
-        <w:tc>
-          <w:tcPr/>
-          <w:p>
-            <w:pPr>
-              <w:pStyle w:val="Compact"/>
-            </w:pPr>
-            <w:r>
-              <w:t xml:space="preserve">(0.007)</w:t>
+              <w:t xml:space="preserve">(0.109)</w:t>
+            </w:r>
+          </w:p>
+        </w:tc>
+        <w:tc>
+          <w:tcPr/>
+          <w:p>
+            <w:pPr>
+              <w:pStyle w:val="Compact"/>
+            </w:pPr>
+            <w:r>
+              <w:t xml:space="preserve">(0.077)</w:t>
+            </w:r>
+          </w:p>
+        </w:tc>
+        <w:tc>
+          <w:tcPr/>
+          <w:p>
+            <w:pPr>
+              <w:pStyle w:val="Compact"/>
+            </w:pPr>
+            <w:r>
+              <w:t xml:space="preserve">(0.055)</w:t>
+            </w:r>
+          </w:p>
+        </w:tc>
+        <w:tc>
+          <w:tcPr/>
+          <w:p>
+            <w:pPr>
+              <w:pStyle w:val="Compact"/>
+            </w:pPr>
+            <w:r>
+              <w:t xml:space="preserve">(0.084)</w:t>
+            </w:r>
+          </w:p>
+        </w:tc>
+        <w:tc>
+          <w:tcPr/>
+          <w:p>
+            <w:pPr>
+              <w:pStyle w:val="Compact"/>
+            </w:pPr>
+            <w:r>
+              <w:t xml:space="preserve">(0.096)</w:t>
+            </w:r>
+          </w:p>
+        </w:tc>
+        <w:tc>
+          <w:tcPr/>
+          <w:p>
+            <w:pPr>
+              <w:pStyle w:val="Compact"/>
+            </w:pPr>
+            <w:r>
+              <w:t xml:space="preserve">(0.074)</w:t>
+            </w:r>
+          </w:p>
+        </w:tc>
+        <w:tc>
+          <w:tcPr/>
+          <w:p>
+            <w:pPr>
+              <w:pStyle w:val="Compact"/>
+            </w:pPr>
+            <w:r>
+              <w:t xml:space="preserve">(0.250)</w:t>
             </w:r>
           </w:p>
         </w:tc>
@@ -305,6 +305,28 @@
               <w:pStyle w:val="Compact"/>
             </w:pPr>
             <w:r>
+              <w:t xml:space="preserve">0.001</w:t>
+            </w:r>
+          </w:p>
+        </w:tc>
+        <w:tc>
+          <w:tcPr/>
+          <w:p>
+            <w:pPr>
+              <w:pStyle w:val="Compact"/>
+            </w:pPr>
+            <w:r>
+              <w:t xml:space="preserve">0.001</w:t>
+            </w:r>
+          </w:p>
+        </w:tc>
+        <w:tc>
+          <w:tcPr/>
+          <w:p>
+            <w:pPr>
+              <w:pStyle w:val="Compact"/>
+            </w:pPr>
+            <w:r>
               <w:t xml:space="preserve">-0.001</w:t>
             </w:r>
           </w:p>
@@ -316,29 +338,18 @@
               <w:pStyle w:val="Compact"/>
             </w:pPr>
             <w:r>
-              <w:t xml:space="preserve">-0.000</w:t>
-            </w:r>
-          </w:p>
-        </w:tc>
-        <w:tc>
-          <w:tcPr/>
-          <w:p>
-            <w:pPr>
-              <w:pStyle w:val="Compact"/>
-            </w:pPr>
-            <w:r>
-              <w:t xml:space="preserve">-0.004</w:t>
-            </w:r>
-          </w:p>
-        </w:tc>
-        <w:tc>
-          <w:tcPr/>
-          <w:p>
-            <w:pPr>
-              <w:pStyle w:val="Compact"/>
-            </w:pPr>
-            <w:r>
-              <w:t xml:space="preserve">-0.002</w:t>
+              <w:t xml:space="preserve">-0.001</w:t>
+            </w:r>
+          </w:p>
+        </w:tc>
+        <w:tc>
+          <w:tcPr/>
+          <w:p>
+            <w:pPr>
+              <w:pStyle w:val="Compact"/>
+            </w:pPr>
+            <w:r>
+              <w:t xml:space="preserve">0.003</w:t>
             </w:r>
           </w:p>
         </w:tc>
@@ -360,18 +371,7 @@
               <w:pStyle w:val="Compact"/>
             </w:pPr>
             <w:r>
-              <w:t xml:space="preserve">-0.002</w:t>
-            </w:r>
-          </w:p>
-        </w:tc>
-        <w:tc>
-          <w:tcPr/>
-          <w:p>
-            <w:pPr>
-              <w:pStyle w:val="Compact"/>
-            </w:pPr>
-            <w:r>
-              <w:t xml:space="preserve">0.002</w:t>
+              <w:t xml:space="preserve">0.001</w:t>
             </w:r>
           </w:p>
         </w:tc>
@@ -414,7 +414,18 @@
               <w:pStyle w:val="Compact"/>
             </w:pPr>
             <w:r>
-              <w:t xml:space="preserve">(0.006)</w:t>
+              <w:t xml:space="preserve">(0.005)</w:t>
+            </w:r>
+          </w:p>
+        </w:tc>
+        <w:tc>
+          <w:tcPr/>
+          <w:p>
+            <w:pPr>
+              <w:pStyle w:val="Compact"/>
+            </w:pPr>
+            <w:r>
+              <w:t xml:space="preserve">(0.003)</w:t>
             </w:r>
           </w:p>
         </w:tc>
@@ -447,18 +458,7 @@
               <w:pStyle w:val="Compact"/>
             </w:pPr>
             <w:r>
-              <w:t xml:space="preserve">(0.003)</w:t>
-            </w:r>
-          </w:p>
-        </w:tc>
-        <w:tc>
-          <w:tcPr/>
-          <w:p>
-            <w:pPr>
-              <w:pStyle w:val="Compact"/>
-            </w:pPr>
-            <w:r>
-              <w:t xml:space="preserve">(0.001)</w:t>
+              <w:t xml:space="preserve">(0.005)</w:t>
             </w:r>
           </w:p>
         </w:tc>
@@ -482,18 +482,18 @@
               <w:pStyle w:val="Compact"/>
             </w:pPr>
             <w:r>
-              <w:t xml:space="preserve">-0.042</w:t>
-            </w:r>
-          </w:p>
-        </w:tc>
-        <w:tc>
-          <w:tcPr/>
-          <w:p>
-            <w:pPr>
-              <w:pStyle w:val="Compact"/>
-            </w:pPr>
-            <w:r>
               <w:t xml:space="preserve">-0.040</w:t>
+            </w:r>
+          </w:p>
+        </w:tc>
+        <w:tc>
+          <w:tcPr/>
+          <w:p>
+            <w:pPr>
+              <w:pStyle w:val="Compact"/>
+            </w:pPr>
+            <w:r>
+              <w:t xml:space="preserve">-0.033</w:t>
             </w:r>
           </w:p>
         </w:tc>
@@ -554,18 +554,18 @@
               <w:pStyle w:val="Compact"/>
             </w:pPr>
             <w:r>
-              <w:t xml:space="preserve">(0.013)</w:t>
-            </w:r>
-          </w:p>
-        </w:tc>
-        <w:tc>
-          <w:tcPr/>
-          <w:p>
-            <w:pPr>
-              <w:pStyle w:val="Compact"/>
-            </w:pPr>
-            <w:r>
-              <w:t xml:space="preserve">(0.015)</w:t>
+              <w:t xml:space="preserve">(0.020)</w:t>
+            </w:r>
+          </w:p>
+        </w:tc>
+        <w:tc>
+          <w:tcPr/>
+          <w:p>
+            <w:pPr>
+              <w:pStyle w:val="Compact"/>
+            </w:pPr>
+            <w:r>
+              <w:t xml:space="preserve">(0.022)</w:t>
             </w:r>
           </w:p>
         </w:tc>
@@ -629,18 +629,18 @@
               <w:pStyle w:val="Compact"/>
             </w:pPr>
             <w:r>
-              <w:t xml:space="preserve">-0.065</w:t>
-            </w:r>
-          </w:p>
-        </w:tc>
-        <w:tc>
-          <w:tcPr/>
-          <w:p>
-            <w:pPr>
-              <w:pStyle w:val="Compact"/>
-            </w:pPr>
-            <w:r>
-              <w:t xml:space="preserve">-0.053</w:t>
+              <w:t xml:space="preserve">-0.049</w:t>
+            </w:r>
+          </w:p>
+        </w:tc>
+        <w:tc>
+          <w:tcPr/>
+          <w:p>
+            <w:pPr>
+              <w:pStyle w:val="Compact"/>
+            </w:pPr>
+            <w:r>
+              <w:t xml:space="preserve">-0.034</w:t>
             </w:r>
           </w:p>
         </w:tc>
@@ -701,18 +701,18 @@
               <w:pStyle w:val="Compact"/>
             </w:pPr>
             <w:r>
-              <w:t xml:space="preserve">(0.015)</w:t>
-            </w:r>
-          </w:p>
-        </w:tc>
-        <w:tc>
-          <w:tcPr/>
-          <w:p>
-            <w:pPr>
-              <w:pStyle w:val="Compact"/>
-            </w:pPr>
-            <w:r>
-              <w:t xml:space="preserve">(0.017)</w:t>
+              <w:t xml:space="preserve">(0.018)</w:t>
+            </w:r>
+          </w:p>
+        </w:tc>
+        <w:tc>
+          <w:tcPr/>
+          <w:p>
+            <w:pPr>
+              <w:pStyle w:val="Compact"/>
+            </w:pPr>
+            <w:r>
+              <w:t xml:space="preserve">(0.020)</w:t>
             </w:r>
           </w:p>
         </w:tc>
@@ -776,18 +776,18 @@
               <w:pStyle w:val="Compact"/>
             </w:pPr>
             <w:r>
-              <w:t xml:space="preserve">-0.131</w:t>
-            </w:r>
-          </w:p>
-        </w:tc>
-        <w:tc>
-          <w:tcPr/>
-          <w:p>
-            <w:pPr>
-              <w:pStyle w:val="Compact"/>
-            </w:pPr>
-            <w:r>
-              <w:t xml:space="preserve">-0.109</w:t>
+              <w:t xml:space="preserve">-0.089</w:t>
+            </w:r>
+          </w:p>
+        </w:tc>
+        <w:tc>
+          <w:tcPr/>
+          <w:p>
+            <w:pPr>
+              <w:pStyle w:val="Compact"/>
+            </w:pPr>
+            <w:r>
+              <w:t xml:space="preserve">-0.062</w:t>
             </w:r>
           </w:p>
         </w:tc>
@@ -848,18 +848,18 @@
               <w:pStyle w:val="Compact"/>
             </w:pPr>
             <w:r>
-              <w:t xml:space="preserve">(0.016)</w:t>
-            </w:r>
-          </w:p>
-        </w:tc>
-        <w:tc>
-          <w:tcPr/>
-          <w:p>
-            <w:pPr>
-              <w:pStyle w:val="Compact"/>
-            </w:pPr>
-            <w:r>
               <w:t xml:space="preserve">(0.019)</w:t>
+            </w:r>
+          </w:p>
+        </w:tc>
+        <w:tc>
+          <w:tcPr/>
+          <w:p>
+            <w:pPr>
+              <w:pStyle w:val="Compact"/>
+            </w:pPr>
+            <w:r>
+              <w:t xml:space="preserve">(0.026)</w:t>
             </w:r>
           </w:p>
         </w:tc>
@@ -923,18 +923,18 @@
               <w:pStyle w:val="Compact"/>
             </w:pPr>
             <w:r>
-              <w:t xml:space="preserve">-0.305</w:t>
-            </w:r>
-          </w:p>
-        </w:tc>
-        <w:tc>
-          <w:tcPr/>
-          <w:p>
-            <w:pPr>
-              <w:pStyle w:val="Compact"/>
-            </w:pPr>
-            <w:r>
-              <w:t xml:space="preserve">-0.291</w:t>
+              <w:t xml:space="preserve">-0.200</w:t>
+            </w:r>
+          </w:p>
+        </w:tc>
+        <w:tc>
+          <w:tcPr/>
+          <w:p>
+            <w:pPr>
+              <w:pStyle w:val="Compact"/>
+            </w:pPr>
+            <w:r>
+              <w:t xml:space="preserve">-0.165</w:t>
             </w:r>
           </w:p>
         </w:tc>
@@ -995,18 +995,18 @@
               <w:pStyle w:val="Compact"/>
             </w:pPr>
             <w:r>
-              <w:t xml:space="preserve">(0.022)</w:t>
-            </w:r>
-          </w:p>
-        </w:tc>
-        <w:tc>
-          <w:tcPr/>
-          <w:p>
-            <w:pPr>
-              <w:pStyle w:val="Compact"/>
-            </w:pPr>
-            <w:r>
-              <w:t xml:space="preserve">(0.025)</w:t>
+              <w:t xml:space="preserve">(0.029)</w:t>
+            </w:r>
+          </w:p>
+        </w:tc>
+        <w:tc>
+          <w:tcPr/>
+          <w:p>
+            <w:pPr>
+              <w:pStyle w:val="Compact"/>
+            </w:pPr>
+            <w:r>
+              <w:t xml:space="preserve">(0.033)</w:t>
             </w:r>
           </w:p>
         </w:tc>
@@ -1070,73 +1070,73 @@
               <w:pStyle w:val="Compact"/>
             </w:pPr>
             <w:r>
-              <w:t xml:space="preserve">0.381</w:t>
-            </w:r>
-          </w:p>
-        </w:tc>
-        <w:tc>
-          <w:tcPr/>
-          <w:p>
-            <w:pPr>
-              <w:pStyle w:val="Compact"/>
-            </w:pPr>
-            <w:r>
-              <w:t xml:space="preserve">0.411</w:t>
-            </w:r>
-          </w:p>
-        </w:tc>
-        <w:tc>
-          <w:tcPr/>
-          <w:p>
-            <w:pPr>
-              <w:pStyle w:val="Compact"/>
-            </w:pPr>
-            <w:r>
-              <w:t xml:space="preserve">0.251</w:t>
-            </w:r>
-          </w:p>
-        </w:tc>
-        <w:tc>
-          <w:tcPr/>
-          <w:p>
-            <w:pPr>
-              <w:pStyle w:val="Compact"/>
-            </w:pPr>
-            <w:r>
-              <w:t xml:space="preserve">0.275</w:t>
-            </w:r>
-          </w:p>
-        </w:tc>
-        <w:tc>
-          <w:tcPr/>
-          <w:p>
-            <w:pPr>
-              <w:pStyle w:val="Compact"/>
-            </w:pPr>
-            <w:r>
-              <w:t xml:space="preserve">0.364</w:t>
-            </w:r>
-          </w:p>
-        </w:tc>
-        <w:tc>
-          <w:tcPr/>
-          <w:p>
-            <w:pPr>
-              <w:pStyle w:val="Compact"/>
-            </w:pPr>
-            <w:r>
-              <w:t xml:space="preserve">0.442</w:t>
-            </w:r>
-          </w:p>
-        </w:tc>
-        <w:tc>
-          <w:tcPr/>
-          <w:p>
-            <w:pPr>
-              <w:pStyle w:val="Compact"/>
-            </w:pPr>
-            <w:r>
-              <w:t xml:space="preserve">0.456</w:t>
+              <w:t xml:space="preserve">0.184</w:t>
+            </w:r>
+          </w:p>
+        </w:tc>
+        <w:tc>
+          <w:tcPr/>
+          <w:p>
+            <w:pPr>
+              <w:pStyle w:val="Compact"/>
+            </w:pPr>
+            <w:r>
+              <w:t xml:space="preserve">0.216</w:t>
+            </w:r>
+          </w:p>
+        </w:tc>
+        <w:tc>
+          <w:tcPr/>
+          <w:p>
+            <w:pPr>
+              <w:pStyle w:val="Compact"/>
+            </w:pPr>
+            <w:r>
+              <w:t xml:space="preserve">0.176</w:t>
+            </w:r>
+          </w:p>
+        </w:tc>
+        <w:tc>
+          <w:tcPr/>
+          <w:p>
+            <w:pPr>
+              <w:pStyle w:val="Compact"/>
+            </w:pPr>
+            <w:r>
+              <w:t xml:space="preserve">0.158</w:t>
+            </w:r>
+          </w:p>
+        </w:tc>
+        <w:tc>
+          <w:tcPr/>
+          <w:p>
+            <w:pPr>
+              <w:pStyle w:val="Compact"/>
+            </w:pPr>
+            <w:r>
+              <w:t xml:space="preserve">0.140</w:t>
+            </w:r>
+          </w:p>
+        </w:tc>
+        <w:tc>
+          <w:tcPr/>
+          <w:p>
+            <w:pPr>
+              <w:pStyle w:val="Compact"/>
+            </w:pPr>
+            <w:r>
+              <w:t xml:space="preserve">0.191</w:t>
+            </w:r>
+          </w:p>
+        </w:tc>
+        <w:tc>
+          <w:tcPr/>
+          <w:p>
+            <w:pPr>
+              <w:pStyle w:val="Compact"/>
+            </w:pPr>
+            <w:r>
+              <w:t xml:space="preserve">0.230</w:t>
             </w:r>
           </w:p>
         </w:tc>
@@ -1157,73 +1157,73 @@
               <w:pStyle w:val="Compact"/>
             </w:pPr>
             <w:r>
-              <w:t xml:space="preserve">(0.025)</w:t>
-            </w:r>
-          </w:p>
-        </w:tc>
-        <w:tc>
-          <w:tcPr/>
-          <w:p>
-            <w:pPr>
-              <w:pStyle w:val="Compact"/>
-            </w:pPr>
-            <w:r>
-              <w:t xml:space="preserve">(0.026)</w:t>
-            </w:r>
-          </w:p>
-        </w:tc>
-        <w:tc>
-          <w:tcPr/>
-          <w:p>
-            <w:pPr>
-              <w:pStyle w:val="Compact"/>
-            </w:pPr>
-            <w:r>
-              <w:t xml:space="preserve">(0.042)</w:t>
-            </w:r>
-          </w:p>
-        </w:tc>
-        <w:tc>
-          <w:tcPr/>
-          <w:p>
-            <w:pPr>
-              <w:pStyle w:val="Compact"/>
-            </w:pPr>
-            <w:r>
-              <w:t xml:space="preserve">(0.042)</w:t>
-            </w:r>
-          </w:p>
-        </w:tc>
-        <w:tc>
-          <w:tcPr/>
-          <w:p>
-            <w:pPr>
-              <w:pStyle w:val="Compact"/>
-            </w:pPr>
-            <w:r>
-              <w:t xml:space="preserve">(0.034)</w:t>
-            </w:r>
-          </w:p>
-        </w:tc>
-        <w:tc>
-          <w:tcPr/>
-          <w:p>
-            <w:pPr>
-              <w:pStyle w:val="Compact"/>
-            </w:pPr>
-            <w:r>
-              <w:t xml:space="preserve">(0.032)</w:t>
-            </w:r>
-          </w:p>
-        </w:tc>
-        <w:tc>
-          <w:tcPr/>
-          <w:p>
-            <w:pPr>
-              <w:pStyle w:val="Compact"/>
-            </w:pPr>
-            <w:r>
-              <w:t xml:space="preserve">(0.027)</w:t>
+              <w:t xml:space="preserve">(0.030)</w:t>
+            </w:r>
+          </w:p>
+        </w:tc>
+        <w:tc>
+          <w:tcPr/>
+          <w:p>
+            <w:pPr>
+              <w:pStyle w:val="Compact"/>
+            </w:pPr>
+            <w:r>
+              <w:t xml:space="preserve">(0.035)</w:t>
+            </w:r>
+          </w:p>
+        </w:tc>
+        <w:tc>
+          <w:tcPr/>
+          <w:p>
+            <w:pPr>
+              <w:pStyle w:val="Compact"/>
+            </w:pPr>
+            <w:r>
+              <w:t xml:space="preserve">(0.080)</w:t>
+            </w:r>
+          </w:p>
+        </w:tc>
+        <w:tc>
+          <w:tcPr/>
+          <w:p>
+            <w:pPr>
+              <w:pStyle w:val="Compact"/>
+            </w:pPr>
+            <w:r>
+              <w:t xml:space="preserve">(0.070)</w:t>
+            </w:r>
+          </w:p>
+        </w:tc>
+        <w:tc>
+          <w:tcPr/>
+          <w:p>
+            <w:pPr>
+              <w:pStyle w:val="Compact"/>
+            </w:pPr>
+            <w:r>
+              <w:t xml:space="preserve">(0.052)</w:t>
+            </w:r>
+          </w:p>
+        </w:tc>
+        <w:tc>
+          <w:tcPr/>
+          <w:p>
+            <w:pPr>
+              <w:pStyle w:val="Compact"/>
+            </w:pPr>
+            <w:r>
+              <w:t xml:space="preserve">(0.046)</w:t>
+            </w:r>
+          </w:p>
+        </w:tc>
+        <w:tc>
+          <w:tcPr/>
+          <w:p>
+            <w:pPr>
+              <w:pStyle w:val="Compact"/>
+            </w:pPr>
+            <w:r>
+              <w:t xml:space="preserve">(0.044)</w:t>
             </w:r>
           </w:p>
         </w:tc>
@@ -1247,73 +1247,73 @@
               <w:pStyle w:val="Compact"/>
             </w:pPr>
             <w:r>
-              <w:t xml:space="preserve">0.218</w:t>
-            </w:r>
-          </w:p>
-        </w:tc>
-        <w:tc>
-          <w:tcPr/>
-          <w:p>
-            <w:pPr>
-              <w:pStyle w:val="Compact"/>
-            </w:pPr>
-            <w:r>
-              <w:t xml:space="preserve">0.240</w:t>
-            </w:r>
-          </w:p>
-        </w:tc>
-        <w:tc>
-          <w:tcPr/>
-          <w:p>
-            <w:pPr>
-              <w:pStyle w:val="Compact"/>
-            </w:pPr>
-            <w:r>
-              <w:t xml:space="preserve">0.238</w:t>
-            </w:r>
-          </w:p>
-        </w:tc>
-        <w:tc>
-          <w:tcPr/>
-          <w:p>
-            <w:pPr>
-              <w:pStyle w:val="Compact"/>
-            </w:pPr>
-            <w:r>
-              <w:t xml:space="preserve">0.290</w:t>
-            </w:r>
-          </w:p>
-        </w:tc>
-        <w:tc>
-          <w:tcPr/>
-          <w:p>
-            <w:pPr>
-              <w:pStyle w:val="Compact"/>
-            </w:pPr>
-            <w:r>
-              <w:t xml:space="preserve">0.243</w:t>
-            </w:r>
-          </w:p>
-        </w:tc>
-        <w:tc>
-          <w:tcPr/>
-          <w:p>
-            <w:pPr>
-              <w:pStyle w:val="Compact"/>
-            </w:pPr>
-            <w:r>
-              <w:t xml:space="preserve">0.261</w:t>
-            </w:r>
-          </w:p>
-        </w:tc>
-        <w:tc>
-          <w:tcPr/>
-          <w:p>
-            <w:pPr>
-              <w:pStyle w:val="Compact"/>
-            </w:pPr>
-            <w:r>
-              <w:t xml:space="preserve">0.113</w:t>
+              <w:t xml:space="preserve">-0.003</w:t>
+            </w:r>
+          </w:p>
+        </w:tc>
+        <w:tc>
+          <w:tcPr/>
+          <w:p>
+            <w:pPr>
+              <w:pStyle w:val="Compact"/>
+            </w:pPr>
+            <w:r>
+              <w:t xml:space="preserve">-0.009</w:t>
+            </w:r>
+          </w:p>
+        </w:tc>
+        <w:tc>
+          <w:tcPr/>
+          <w:p>
+            <w:pPr>
+              <w:pStyle w:val="Compact"/>
+            </w:pPr>
+            <w:r>
+              <w:t xml:space="preserve">0.373</w:t>
+            </w:r>
+          </w:p>
+        </w:tc>
+        <w:tc>
+          <w:tcPr/>
+          <w:p>
+            <w:pPr>
+              <w:pStyle w:val="Compact"/>
+            </w:pPr>
+            <w:r>
+              <w:t xml:space="preserve">-0.097</w:t>
+            </w:r>
+          </w:p>
+        </w:tc>
+        <w:tc>
+          <w:tcPr/>
+          <w:p>
+            <w:pPr>
+              <w:pStyle w:val="Compact"/>
+            </w:pPr>
+            <w:r>
+              <w:t xml:space="preserve">-0.127</w:t>
+            </w:r>
+          </w:p>
+        </w:tc>
+        <w:tc>
+          <w:tcPr/>
+          <w:p>
+            <w:pPr>
+              <w:pStyle w:val="Compact"/>
+            </w:pPr>
+            <w:r>
+              <w:t xml:space="preserve">-0.113</w:t>
+            </w:r>
+          </w:p>
+        </w:tc>
+        <w:tc>
+          <w:tcPr/>
+          <w:p>
+            <w:pPr>
+              <w:pStyle w:val="Compact"/>
+            </w:pPr>
+            <w:r>
+              <w:t xml:space="preserve">0.076</w:t>
             </w:r>
           </w:p>
         </w:tc>
@@ -1334,18 +1334,7 @@
               <w:pStyle w:val="Compact"/>
             </w:pPr>
             <w:r>
-              <w:t xml:space="preserve">(0.037)</w:t>
-            </w:r>
-          </w:p>
-        </w:tc>
-        <w:tc>
-          <w:tcPr/>
-          <w:p>
-            <w:pPr>
-              <w:pStyle w:val="Compact"/>
-            </w:pPr>
-            <w:r>
-              <w:t xml:space="preserve">(0.046)</w:t>
+              <w:t xml:space="preserve">(0.111)</w:t>
             </w:r>
           </w:p>
         </w:tc>
@@ -1367,40 +1356,51 @@
               <w:pStyle w:val="Compact"/>
             </w:pPr>
             <w:r>
-              <w:t xml:space="preserve">(0.104)</w:t>
-            </w:r>
-          </w:p>
-        </w:tc>
-        <w:tc>
-          <w:tcPr/>
-          <w:p>
-            <w:pPr>
-              <w:pStyle w:val="Compact"/>
-            </w:pPr>
-            <w:r>
-              <w:t xml:space="preserve">(0.058)</w:t>
-            </w:r>
-          </w:p>
-        </w:tc>
-        <w:tc>
-          <w:tcPr/>
-          <w:p>
-            <w:pPr>
-              <w:pStyle w:val="Compact"/>
-            </w:pPr>
-            <w:r>
-              <w:t xml:space="preserve">(0.042)</w:t>
-            </w:r>
-          </w:p>
-        </w:tc>
-        <w:tc>
-          <w:tcPr/>
-          <w:p>
-            <w:pPr>
-              <w:pStyle w:val="Compact"/>
-            </w:pPr>
-            <w:r>
-              <w:t xml:space="preserve">(0.023)</w:t>
+              <w:t xml:space="preserve">(0.103)</w:t>
+            </w:r>
+          </w:p>
+        </w:tc>
+        <w:tc>
+          <w:tcPr/>
+          <w:p>
+            <w:pPr>
+              <w:pStyle w:val="Compact"/>
+            </w:pPr>
+            <w:r>
+              <w:t xml:space="preserve">(0.031)</w:t>
+            </w:r>
+          </w:p>
+        </w:tc>
+        <w:tc>
+          <w:tcPr/>
+          <w:p>
+            <w:pPr>
+              <w:pStyle w:val="Compact"/>
+            </w:pPr>
+            <w:r>
+              <w:t xml:space="preserve">(0.112)</w:t>
+            </w:r>
+          </w:p>
+        </w:tc>
+        <w:tc>
+          <w:tcPr/>
+          <w:p>
+            <w:pPr>
+              <w:pStyle w:val="Compact"/>
+            </w:pPr>
+            <w:r>
+              <w:t xml:space="preserve">(0.081)</w:t>
+            </w:r>
+          </w:p>
+        </w:tc>
+        <w:tc>
+          <w:tcPr/>
+          <w:p>
+            <w:pPr>
+              <w:pStyle w:val="Compact"/>
+            </w:pPr>
+            <w:r>
+              <w:t xml:space="preserve">(0.249)</w:t>
             </w:r>
           </w:p>
         </w:tc>
@@ -1424,73 +1424,73 @@
               <w:pStyle w:val="Compact"/>
             </w:pPr>
             <w:r>
-              <w:t xml:space="preserve">0.193</w:t>
-            </w:r>
-          </w:p>
-        </w:tc>
-        <w:tc>
-          <w:tcPr/>
-          <w:p>
-            <w:pPr>
-              <w:pStyle w:val="Compact"/>
-            </w:pPr>
-            <w:r>
-              <w:t xml:space="preserve">0.202</w:t>
-            </w:r>
-          </w:p>
-        </w:tc>
-        <w:tc>
-          <w:tcPr/>
-          <w:p>
-            <w:pPr>
-              <w:pStyle w:val="Compact"/>
-            </w:pPr>
-            <w:r>
-              <w:t xml:space="preserve">0.199</w:t>
-            </w:r>
-          </w:p>
-        </w:tc>
-        <w:tc>
-          <w:tcPr/>
-          <w:p>
-            <w:pPr>
-              <w:pStyle w:val="Compact"/>
-            </w:pPr>
-            <w:r>
-              <w:t xml:space="preserve">0.216</w:t>
-            </w:r>
-          </w:p>
-        </w:tc>
-        <w:tc>
-          <w:tcPr/>
-          <w:p>
-            <w:pPr>
-              <w:pStyle w:val="Compact"/>
-            </w:pPr>
-            <w:r>
-              <w:t xml:space="preserve">0.225</w:t>
-            </w:r>
-          </w:p>
-        </w:tc>
-        <w:tc>
-          <w:tcPr/>
-          <w:p>
-            <w:pPr>
-              <w:pStyle w:val="Compact"/>
-            </w:pPr>
-            <w:r>
-              <w:t xml:space="preserve">0.272</w:t>
-            </w:r>
-          </w:p>
-        </w:tc>
-        <w:tc>
-          <w:tcPr/>
-          <w:p>
-            <w:pPr>
-              <w:pStyle w:val="Compact"/>
-            </w:pPr>
-            <w:r>
-              <w:t xml:space="preserve">0.110</w:t>
+              <w:t xml:space="preserve">-0.003</w:t>
+            </w:r>
+          </w:p>
+        </w:tc>
+        <w:tc>
+          <w:tcPr/>
+          <w:p>
+            <w:pPr>
+              <w:pStyle w:val="Compact"/>
+            </w:pPr>
+            <w:r>
+              <w:t xml:space="preserve">-0.017</w:t>
+            </w:r>
+          </w:p>
+        </w:tc>
+        <w:tc>
+          <w:tcPr/>
+          <w:p>
+            <w:pPr>
+              <w:pStyle w:val="Compact"/>
+            </w:pPr>
+            <w:r>
+              <w:t xml:space="preserve">0.396</w:t>
+            </w:r>
+          </w:p>
+        </w:tc>
+        <w:tc>
+          <w:tcPr/>
+          <w:p>
+            <w:pPr>
+              <w:pStyle w:val="Compact"/>
+            </w:pPr>
+            <w:r>
+              <w:t xml:space="preserve">-0.189</w:t>
+            </w:r>
+          </w:p>
+        </w:tc>
+        <w:tc>
+          <w:tcPr/>
+          <w:p>
+            <w:pPr>
+              <w:pStyle w:val="Compact"/>
+            </w:pPr>
+            <w:r>
+              <w:t xml:space="preserve">-0.134</w:t>
+            </w:r>
+          </w:p>
+        </w:tc>
+        <w:tc>
+          <w:tcPr/>
+          <w:p>
+            <w:pPr>
+              <w:pStyle w:val="Compact"/>
+            </w:pPr>
+            <w:r>
+              <w:t xml:space="preserve">-0.013</w:t>
+            </w:r>
+          </w:p>
+        </w:tc>
+        <w:tc>
+          <w:tcPr/>
+          <w:p>
+            <w:pPr>
+              <w:pStyle w:val="Compact"/>
+            </w:pPr>
+            <w:r>
+              <w:t xml:space="preserve">0.035</w:t>
             </w:r>
           </w:p>
         </w:tc>
@@ -1511,73 +1511,73 @@
               <w:pStyle w:val="Compact"/>
             </w:pPr>
             <w:r>
-              <w:t xml:space="preserve">(0.042)</w:t>
-            </w:r>
-          </w:p>
-        </w:tc>
-        <w:tc>
-          <w:tcPr/>
-          <w:p>
-            <w:pPr>
-              <w:pStyle w:val="Compact"/>
-            </w:pPr>
-            <w:r>
-              <w:t xml:space="preserve">(0.043)</w:t>
-            </w:r>
-          </w:p>
-        </w:tc>
-        <w:tc>
-          <w:tcPr/>
-          <w:p>
-            <w:pPr>
-              <w:pStyle w:val="Compact"/>
-            </w:pPr>
-            <w:r>
-              <w:t xml:space="preserve">(0.085)</w:t>
-            </w:r>
-          </w:p>
-        </w:tc>
-        <w:tc>
-          <w:tcPr/>
-          <w:p>
-            <w:pPr>
-              <w:pStyle w:val="Compact"/>
-            </w:pPr>
-            <w:r>
-              <w:t xml:space="preserve">(0.107)</w:t>
-            </w:r>
-          </w:p>
-        </w:tc>
-        <w:tc>
-          <w:tcPr/>
-          <w:p>
-            <w:pPr>
-              <w:pStyle w:val="Compact"/>
-            </w:pPr>
-            <w:r>
-              <w:t xml:space="preserve">(0.046)</w:t>
-            </w:r>
-          </w:p>
-        </w:tc>
-        <w:tc>
-          <w:tcPr/>
-          <w:p>
-            <w:pPr>
-              <w:pStyle w:val="Compact"/>
-            </w:pPr>
-            <w:r>
-              <w:t xml:space="preserve">(0.048)</w:t>
-            </w:r>
-          </w:p>
-        </w:tc>
-        <w:tc>
-          <w:tcPr/>
-          <w:p>
-            <w:pPr>
-              <w:pStyle w:val="Compact"/>
-            </w:pPr>
-            <w:r>
-              <w:t xml:space="preserve">(0.037)</w:t>
+              <w:t xml:space="preserve">(0.104)</w:t>
+            </w:r>
+          </w:p>
+        </w:tc>
+        <w:tc>
+          <w:tcPr/>
+          <w:p>
+            <w:pPr>
+              <w:pStyle w:val="Compact"/>
+            </w:pPr>
+            <w:r>
+              <w:t xml:space="preserve">(0.069)</w:t>
+            </w:r>
+          </w:p>
+        </w:tc>
+        <w:tc>
+          <w:tcPr/>
+          <w:p>
+            <w:pPr>
+              <w:pStyle w:val="Compact"/>
+            </w:pPr>
+            <w:r>
+              <w:t xml:space="preserve">(0.095)</w:t>
+            </w:r>
+          </w:p>
+        </w:tc>
+        <w:tc>
+          <w:tcPr/>
+          <w:p>
+            <w:pPr>
+              <w:pStyle w:val="Compact"/>
+            </w:pPr>
+            <w:r>
+              <w:t xml:space="preserve">(0.044)</w:t>
+            </w:r>
+          </w:p>
+        </w:tc>
+        <w:tc>
+          <w:tcPr/>
+          <w:p>
+            <w:pPr>
+              <w:pStyle w:val="Compact"/>
+            </w:pPr>
+            <w:r>
+              <w:t xml:space="preserve">(0.094)</w:t>
+            </w:r>
+          </w:p>
+        </w:tc>
+        <w:tc>
+          <w:tcPr/>
+          <w:p>
+            <w:pPr>
+              <w:pStyle w:val="Compact"/>
+            </w:pPr>
+            <w:r>
+              <w:t xml:space="preserve">(0.063)</w:t>
+            </w:r>
+          </w:p>
+        </w:tc>
+        <w:tc>
+          <w:tcPr/>
+          <w:p>
+            <w:pPr>
+              <w:pStyle w:val="Compact"/>
+            </w:pPr>
+            <w:r>
+              <w:t xml:space="preserve">(0.250)</w:t>
             </w:r>
           </w:p>
         </w:tc>
@@ -1601,73 +1601,73 @@
               <w:pStyle w:val="Compact"/>
             </w:pPr>
             <w:r>
-              <w:t xml:space="preserve">0.254</w:t>
-            </w:r>
-          </w:p>
-        </w:tc>
-        <w:tc>
-          <w:tcPr/>
-          <w:p>
-            <w:pPr>
-              <w:pStyle w:val="Compact"/>
-            </w:pPr>
-            <w:r>
-              <w:t xml:space="preserve">0.283</w:t>
-            </w:r>
-          </w:p>
-        </w:tc>
-        <w:tc>
-          <w:tcPr/>
-          <w:p>
-            <w:pPr>
-              <w:pStyle w:val="Compact"/>
-            </w:pPr>
-            <w:r>
-              <w:t xml:space="preserve">0.196</w:t>
-            </w:r>
-          </w:p>
-        </w:tc>
-        <w:tc>
-          <w:tcPr/>
-          <w:p>
-            <w:pPr>
-              <w:pStyle w:val="Compact"/>
-            </w:pPr>
-            <w:r>
-              <w:t xml:space="preserve">0.282</w:t>
-            </w:r>
-          </w:p>
-        </w:tc>
-        <w:tc>
-          <w:tcPr/>
-          <w:p>
-            <w:pPr>
-              <w:pStyle w:val="Compact"/>
-            </w:pPr>
-            <w:r>
-              <w:t xml:space="preserve">0.311</w:t>
-            </w:r>
-          </w:p>
-        </w:tc>
-        <w:tc>
-          <w:tcPr/>
-          <w:p>
-            <w:pPr>
-              <w:pStyle w:val="Compact"/>
-            </w:pPr>
-            <w:r>
-              <w:t xml:space="preserve">0.320</w:t>
-            </w:r>
-          </w:p>
-        </w:tc>
-        <w:tc>
-          <w:tcPr/>
-          <w:p>
-            <w:pPr>
-              <w:pStyle w:val="Compact"/>
-            </w:pPr>
-            <w:r>
-              <w:t xml:space="preserve">0.177</w:t>
+              <w:t xml:space="preserve">0.026</w:t>
+            </w:r>
+          </w:p>
+        </w:tc>
+        <w:tc>
+          <w:tcPr/>
+          <w:p>
+            <w:pPr>
+              <w:pStyle w:val="Compact"/>
+            </w:pPr>
+            <w:r>
+              <w:t xml:space="preserve">0.025</w:t>
+            </w:r>
+          </w:p>
+        </w:tc>
+        <w:tc>
+          <w:tcPr/>
+          <w:p>
+            <w:pPr>
+              <w:pStyle w:val="Compact"/>
+            </w:pPr>
+            <w:r>
+              <w:t xml:space="preserve">0.358</w:t>
+            </w:r>
+          </w:p>
+        </w:tc>
+        <w:tc>
+          <w:tcPr/>
+          <w:p>
+            <w:pPr>
+              <w:pStyle w:val="Compact"/>
+            </w:pPr>
+            <w:r>
+              <w:t xml:space="preserve">-0.128</w:t>
+            </w:r>
+          </w:p>
+        </w:tc>
+        <w:tc>
+          <w:tcPr/>
+          <w:p>
+            <w:pPr>
+              <w:pStyle w:val="Compact"/>
+            </w:pPr>
+            <w:r>
+              <w:t xml:space="preserve">-0.063</w:t>
+            </w:r>
+          </w:p>
+        </w:tc>
+        <w:tc>
+          <w:tcPr/>
+          <w:p>
+            <w:pPr>
+              <w:pStyle w:val="Compact"/>
+            </w:pPr>
+            <w:r>
+              <w:t xml:space="preserve">-0.016</w:t>
+            </w:r>
+          </w:p>
+        </w:tc>
+        <w:tc>
+          <w:tcPr/>
+          <w:p>
+            <w:pPr>
+              <w:pStyle w:val="Compact"/>
+            </w:pPr>
+            <w:r>
+              <w:t xml:space="preserve">0.069</w:t>
             </w:r>
           </w:p>
         </w:tc>
@@ -1688,73 +1688,73 @@
               <w:pStyle w:val="Compact"/>
             </w:pPr>
             <w:r>
-              <w:t xml:space="preserve">(0.033)</w:t>
-            </w:r>
-          </w:p>
-        </w:tc>
-        <w:tc>
-          <w:tcPr/>
-          <w:p>
-            <w:pPr>
-              <w:pStyle w:val="Compact"/>
-            </w:pPr>
-            <w:r>
-              <w:t xml:space="preserve">(0.039)</w:t>
-            </w:r>
-          </w:p>
-        </w:tc>
-        <w:tc>
-          <w:tcPr/>
-          <w:p>
-            <w:pPr>
-              <w:pStyle w:val="Compact"/>
-            </w:pPr>
-            <w:r>
-              <w:t xml:space="preserve">(0.077)</w:t>
-            </w:r>
-          </w:p>
-        </w:tc>
-        <w:tc>
-          <w:tcPr/>
-          <w:p>
-            <w:pPr>
-              <w:pStyle w:val="Compact"/>
-            </w:pPr>
-            <w:r>
-              <w:t xml:space="preserve">(0.097)</w:t>
-            </w:r>
-          </w:p>
-        </w:tc>
-        <w:tc>
-          <w:tcPr/>
-          <w:p>
-            <w:pPr>
-              <w:pStyle w:val="Compact"/>
-            </w:pPr>
-            <w:r>
-              <w:t xml:space="preserve">(0.033)</w:t>
-            </w:r>
-          </w:p>
-        </w:tc>
-        <w:tc>
-          <w:tcPr/>
-          <w:p>
-            <w:pPr>
-              <w:pStyle w:val="Compact"/>
-            </w:pPr>
-            <w:r>
-              <w:t xml:space="preserve">(0.041)</w:t>
-            </w:r>
-          </w:p>
-        </w:tc>
-        <w:tc>
-          <w:tcPr/>
-          <w:p>
-            <w:pPr>
-              <w:pStyle w:val="Compact"/>
-            </w:pPr>
-            <w:r>
-              <w:t xml:space="preserve">(0.054)</w:t>
+              <w:t xml:space="preserve">(0.104)</w:t>
+            </w:r>
+          </w:p>
+        </w:tc>
+        <w:tc>
+          <w:tcPr/>
+          <w:p>
+            <w:pPr>
+              <w:pStyle w:val="Compact"/>
+            </w:pPr>
+            <w:r>
+              <w:t xml:space="preserve">(0.071)</w:t>
+            </w:r>
+          </w:p>
+        </w:tc>
+        <w:tc>
+          <w:tcPr/>
+          <w:p>
+            <w:pPr>
+              <w:pStyle w:val="Compact"/>
+            </w:pPr>
+            <w:r>
+              <w:t xml:space="preserve">(0.096)</w:t>
+            </w:r>
+          </w:p>
+        </w:tc>
+        <w:tc>
+          <w:tcPr/>
+          <w:p>
+            <w:pPr>
+              <w:pStyle w:val="Compact"/>
+            </w:pPr>
+            <w:r>
+              <w:t xml:space="preserve">(0.027)</w:t>
+            </w:r>
+          </w:p>
+        </w:tc>
+        <w:tc>
+          <w:tcPr/>
+          <w:p>
+            <w:pPr>
+              <w:pStyle w:val="Compact"/>
+            </w:pPr>
+            <w:r>
+              <w:t xml:space="preserve">(0.091)</w:t>
+            </w:r>
+          </w:p>
+        </w:tc>
+        <w:tc>
+          <w:tcPr/>
+          <w:p>
+            <w:pPr>
+              <w:pStyle w:val="Compact"/>
+            </w:pPr>
+            <w:r>
+              <w:t xml:space="preserve">(0.076)</w:t>
+            </w:r>
+          </w:p>
+        </w:tc>
+        <w:tc>
+          <w:tcPr/>
+          <w:p>
+            <w:pPr>
+              <w:pStyle w:val="Compact"/>
+            </w:pPr>
+            <w:r>
+              <w:t xml:space="preserve">(0.250)</w:t>
             </w:r>
           </w:p>
         </w:tc>
@@ -1778,73 +1778,73 @@
               <w:pStyle w:val="Compact"/>
             </w:pPr>
             <w:r>
-              <w:t xml:space="preserve">0.207</w:t>
-            </w:r>
-          </w:p>
-        </w:tc>
-        <w:tc>
-          <w:tcPr/>
-          <w:p>
-            <w:pPr>
-              <w:pStyle w:val="Compact"/>
-            </w:pPr>
-            <w:r>
-              <w:t xml:space="preserve">0.201</w:t>
-            </w:r>
-          </w:p>
-        </w:tc>
-        <w:tc>
-          <w:tcPr/>
-          <w:p>
-            <w:pPr>
-              <w:pStyle w:val="Compact"/>
-            </w:pPr>
-            <w:r>
-              <w:t xml:space="preserve">0.217</w:t>
-            </w:r>
-          </w:p>
-        </w:tc>
-        <w:tc>
-          <w:tcPr/>
-          <w:p>
-            <w:pPr>
-              <w:pStyle w:val="Compact"/>
-            </w:pPr>
-            <w:r>
-              <w:t xml:space="preserve">0.281</w:t>
-            </w:r>
-          </w:p>
-        </w:tc>
-        <w:tc>
-          <w:tcPr/>
-          <w:p>
-            <w:pPr>
-              <w:pStyle w:val="Compact"/>
-            </w:pPr>
-            <w:r>
-              <w:t xml:space="preserve">0.235</w:t>
-            </w:r>
-          </w:p>
-        </w:tc>
-        <w:tc>
-          <w:tcPr/>
-          <w:p>
-            <w:pPr>
-              <w:pStyle w:val="Compact"/>
-            </w:pPr>
-            <w:r>
-              <w:t xml:space="preserve">0.255</w:t>
-            </w:r>
-          </w:p>
-        </w:tc>
-        <w:tc>
-          <w:tcPr/>
-          <w:p>
-            <w:pPr>
-              <w:pStyle w:val="Compact"/>
-            </w:pPr>
-            <w:r>
-              <w:t xml:space="preserve">0.096</w:t>
+              <w:t xml:space="preserve">-0.015</w:t>
+            </w:r>
+          </w:p>
+        </w:tc>
+        <w:tc>
+          <w:tcPr/>
+          <w:p>
+            <w:pPr>
+              <w:pStyle w:val="Compact"/>
+            </w:pPr>
+            <w:r>
+              <w:t xml:space="preserve">-0.060</w:t>
+            </w:r>
+          </w:p>
+        </w:tc>
+        <w:tc>
+          <w:tcPr/>
+          <w:p>
+            <w:pPr>
+              <w:pStyle w:val="Compact"/>
+            </w:pPr>
+            <w:r>
+              <w:t xml:space="preserve">0.345</w:t>
+            </w:r>
+          </w:p>
+        </w:tc>
+        <w:tc>
+          <w:tcPr/>
+          <w:p>
+            <w:pPr>
+              <w:pStyle w:val="Compact"/>
+            </w:pPr>
+            <w:r>
+              <w:t xml:space="preserve">-0.133</w:t>
+            </w:r>
+          </w:p>
+        </w:tc>
+        <w:tc>
+          <w:tcPr/>
+          <w:p>
+            <w:pPr>
+              <w:pStyle w:val="Compact"/>
+            </w:pPr>
+            <w:r>
+              <w:t xml:space="preserve">-0.127</w:t>
+            </w:r>
+          </w:p>
+        </w:tc>
+        <w:tc>
+          <w:tcPr/>
+          <w:p>
+            <w:pPr>
+              <w:pStyle w:val="Compact"/>
+            </w:pPr>
+            <w:r>
+              <w:t xml:space="preserve">-0.084</w:t>
+            </w:r>
+          </w:p>
+        </w:tc>
+        <w:tc>
+          <w:tcPr/>
+          <w:p>
+            <w:pPr>
+              <w:pStyle w:val="Compact"/>
+            </w:pPr>
+            <w:r>
+              <w:t xml:space="preserve">0.017</w:t>
             </w:r>
           </w:p>
         </w:tc>
@@ -1865,73 +1865,73 @@
               <w:pStyle w:val="Compact"/>
             </w:pPr>
             <w:r>
-              <w:t xml:space="preserve">(0.036)</w:t>
-            </w:r>
-          </w:p>
-        </w:tc>
-        <w:tc>
-          <w:tcPr/>
-          <w:p>
-            <w:pPr>
-              <w:pStyle w:val="Compact"/>
-            </w:pPr>
-            <w:r>
-              <w:t xml:space="preserve">(0.038)</w:t>
-            </w:r>
-          </w:p>
-        </w:tc>
-        <w:tc>
-          <w:tcPr/>
-          <w:p>
-            <w:pPr>
-              <w:pStyle w:val="Compact"/>
-            </w:pPr>
-            <w:r>
-              <w:t xml:space="preserve">(0.097)</w:t>
-            </w:r>
-          </w:p>
-        </w:tc>
-        <w:tc>
-          <w:tcPr/>
-          <w:p>
-            <w:pPr>
-              <w:pStyle w:val="Compact"/>
-            </w:pPr>
-            <w:r>
-              <w:t xml:space="preserve">(0.111)</w:t>
-            </w:r>
-          </w:p>
-        </w:tc>
-        <w:tc>
-          <w:tcPr/>
-          <w:p>
-            <w:pPr>
-              <w:pStyle w:val="Compact"/>
-            </w:pPr>
-            <w:r>
-              <w:t xml:space="preserve">(0.043)</w:t>
-            </w:r>
-          </w:p>
-        </w:tc>
-        <w:tc>
-          <w:tcPr/>
-          <w:p>
-            <w:pPr>
-              <w:pStyle w:val="Compact"/>
-            </w:pPr>
-            <w:r>
-              <w:t xml:space="preserve">(0.040)</w:t>
-            </w:r>
-          </w:p>
-        </w:tc>
-        <w:tc>
-          <w:tcPr/>
-          <w:p>
-            <w:pPr>
-              <w:pStyle w:val="Compact"/>
-            </w:pPr>
-            <w:r>
-              <w:t xml:space="preserve">(0.020)</w:t>
+              <w:t xml:space="preserve">(0.108)</w:t>
+            </w:r>
+          </w:p>
+        </w:tc>
+        <w:tc>
+          <w:tcPr/>
+          <w:p>
+            <w:pPr>
+              <w:pStyle w:val="Compact"/>
+            </w:pPr>
+            <w:r>
+              <w:t xml:space="preserve">(0.073)</w:t>
+            </w:r>
+          </w:p>
+        </w:tc>
+        <w:tc>
+          <w:tcPr/>
+          <w:p>
+            <w:pPr>
+              <w:pStyle w:val="Compact"/>
+            </w:pPr>
+            <w:r>
+              <w:t xml:space="preserve">(0.089)</w:t>
+            </w:r>
+          </w:p>
+        </w:tc>
+        <w:tc>
+          <w:tcPr/>
+          <w:p>
+            <w:pPr>
+              <w:pStyle w:val="Compact"/>
+            </w:pPr>
+            <w:r>
+              <w:t xml:space="preserve">(0.033)</w:t>
+            </w:r>
+          </w:p>
+        </w:tc>
+        <w:tc>
+          <w:tcPr/>
+          <w:p>
+            <w:pPr>
+              <w:pStyle w:val="Compact"/>
+            </w:pPr>
+            <w:r>
+              <w:t xml:space="preserve">(0.104)</w:t>
+            </w:r>
+          </w:p>
+        </w:tc>
+        <w:tc>
+          <w:tcPr/>
+          <w:p>
+            <w:pPr>
+              <w:pStyle w:val="Compact"/>
+            </w:pPr>
+            <w:r>
+              <w:t xml:space="preserve">(0.074)</w:t>
+            </w:r>
+          </w:p>
+        </w:tc>
+        <w:tc>
+          <w:tcPr/>
+          <w:p>
+            <w:pPr>
+              <w:pStyle w:val="Compact"/>
+            </w:pPr>
+            <w:r>
+              <w:t xml:space="preserve">(0.252)</w:t>
             </w:r>
           </w:p>
         </w:tc>
@@ -1955,73 +1955,73 @@
               <w:pStyle w:val="Compact"/>
             </w:pPr>
             <w:r>
-              <w:t xml:space="preserve">15053</w:t>
-            </w:r>
-          </w:p>
-        </w:tc>
-        <w:tc>
-          <w:tcPr/>
-          <w:p>
-            <w:pPr>
-              <w:pStyle w:val="Compact"/>
-            </w:pPr>
-            <w:r>
-              <w:t xml:space="preserve">15053</w:t>
-            </w:r>
-          </w:p>
-        </w:tc>
-        <w:tc>
-          <w:tcPr/>
-          <w:p>
-            <w:pPr>
-              <w:pStyle w:val="Compact"/>
-            </w:pPr>
-            <w:r>
-              <w:t xml:space="preserve">2541</w:t>
-            </w:r>
-          </w:p>
-        </w:tc>
-        <w:tc>
-          <w:tcPr/>
-          <w:p>
-            <w:pPr>
-              <w:pStyle w:val="Compact"/>
-            </w:pPr>
-            <w:r>
-              <w:t xml:space="preserve">2840</w:t>
-            </w:r>
-          </w:p>
-        </w:tc>
-        <w:tc>
-          <w:tcPr/>
-          <w:p>
-            <w:pPr>
-              <w:pStyle w:val="Compact"/>
-            </w:pPr>
-            <w:r>
-              <w:t xml:space="preserve">3104</w:t>
-            </w:r>
-          </w:p>
-        </w:tc>
-        <w:tc>
-          <w:tcPr/>
-          <w:p>
-            <w:pPr>
-              <w:pStyle w:val="Compact"/>
-            </w:pPr>
-            <w:r>
-              <w:t xml:space="preserve">3271</w:t>
-            </w:r>
-          </w:p>
-        </w:tc>
-        <w:tc>
-          <w:tcPr/>
-          <w:p>
-            <w:pPr>
-              <w:pStyle w:val="Compact"/>
-            </w:pPr>
-            <w:r>
-              <w:t xml:space="preserve">3297</w:t>
+              <w:t xml:space="preserve">3716</w:t>
+            </w:r>
+          </w:p>
+        </w:tc>
+        <w:tc>
+          <w:tcPr/>
+          <w:p>
+            <w:pPr>
+              <w:pStyle w:val="Compact"/>
+            </w:pPr>
+            <w:r>
+              <w:t xml:space="preserve">3716</w:t>
+            </w:r>
+          </w:p>
+        </w:tc>
+        <w:tc>
+          <w:tcPr/>
+          <w:p>
+            <w:pPr>
+              <w:pStyle w:val="Compact"/>
+            </w:pPr>
+            <w:r>
+              <w:t xml:space="preserve">596</w:t>
+            </w:r>
+          </w:p>
+        </w:tc>
+        <w:tc>
+          <w:tcPr/>
+          <w:p>
+            <w:pPr>
+              <w:pStyle w:val="Compact"/>
+            </w:pPr>
+            <w:r>
+              <w:t xml:space="preserve">837</w:t>
+            </w:r>
+          </w:p>
+        </w:tc>
+        <w:tc>
+          <w:tcPr/>
+          <w:p>
+            <w:pPr>
+              <w:pStyle w:val="Compact"/>
+            </w:pPr>
+            <w:r>
+              <w:t xml:space="preserve">888</w:t>
+            </w:r>
+          </w:p>
+        </w:tc>
+        <w:tc>
+          <w:tcPr/>
+          <w:p>
+            <w:pPr>
+              <w:pStyle w:val="Compact"/>
+            </w:pPr>
+            <w:r>
+              <w:t xml:space="preserve">917</w:t>
+            </w:r>
+          </w:p>
+        </w:tc>
+        <w:tc>
+          <w:tcPr/>
+          <w:p>
+            <w:pPr>
+              <w:pStyle w:val="Compact"/>
+            </w:pPr>
+            <w:r>
+              <w:t xml:space="preserve">478</w:t>
             </w:r>
           </w:p>
         </w:tc>
@@ -2045,73 +2045,73 @@
               <w:pStyle w:val="Compact"/>
             </w:pPr>
             <w:r>
-              <w:t xml:space="preserve">0.337</w:t>
-            </w:r>
-          </w:p>
-        </w:tc>
-        <w:tc>
-          <w:tcPr/>
-          <w:p>
-            <w:pPr>
-              <w:pStyle w:val="Compact"/>
-            </w:pPr>
-            <w:r>
-              <w:t xml:space="preserve">0.297</w:t>
-            </w:r>
-          </w:p>
-        </w:tc>
-        <w:tc>
-          <w:tcPr/>
-          <w:p>
-            <w:pPr>
-              <w:pStyle w:val="Compact"/>
-            </w:pPr>
-            <w:r>
-              <w:t xml:space="preserve">0.086</w:t>
-            </w:r>
-          </w:p>
-        </w:tc>
-        <w:tc>
-          <w:tcPr/>
-          <w:p>
-            <w:pPr>
-              <w:pStyle w:val="Compact"/>
-            </w:pPr>
-            <w:r>
-              <w:t xml:space="preserve">0.097</w:t>
-            </w:r>
-          </w:p>
-        </w:tc>
-        <w:tc>
-          <w:tcPr/>
-          <w:p>
-            <w:pPr>
-              <w:pStyle w:val="Compact"/>
-            </w:pPr>
-            <w:r>
-              <w:t xml:space="preserve">0.169</w:t>
-            </w:r>
-          </w:p>
-        </w:tc>
-        <w:tc>
-          <w:tcPr/>
-          <w:p>
-            <w:pPr>
-              <w:pStyle w:val="Compact"/>
-            </w:pPr>
-            <w:r>
-              <w:t xml:space="preserve">0.266</w:t>
-            </w:r>
-          </w:p>
-        </w:tc>
-        <w:tc>
-          <w:tcPr/>
-          <w:p>
-            <w:pPr>
-              <w:pStyle w:val="Compact"/>
-            </w:pPr>
-            <w:r>
-              <w:t xml:space="preserve">0.336</w:t>
+              <w:t xml:space="preserve">0.047</w:t>
+            </w:r>
+          </w:p>
+        </w:tc>
+        <w:tc>
+          <w:tcPr/>
+          <w:p>
+            <w:pPr>
+              <w:pStyle w:val="Compact"/>
+            </w:pPr>
+            <w:r>
+              <w:t xml:space="preserve">0.034</w:t>
+            </w:r>
+          </w:p>
+        </w:tc>
+        <w:tc>
+          <w:tcPr/>
+          <w:p>
+            <w:pPr>
+              <w:pStyle w:val="Compact"/>
+            </w:pPr>
+            <w:r>
+              <w:t xml:space="preserve">0.053</w:t>
+            </w:r>
+          </w:p>
+        </w:tc>
+        <w:tc>
+          <w:tcPr/>
+          <w:p>
+            <w:pPr>
+              <w:pStyle w:val="Compact"/>
+            </w:pPr>
+            <w:r>
+              <w:t xml:space="preserve">0.020</w:t>
+            </w:r>
+          </w:p>
+        </w:tc>
+        <w:tc>
+          <w:tcPr/>
+          <w:p>
+            <w:pPr>
+              <w:pStyle w:val="Compact"/>
+            </w:pPr>
+            <w:r>
+              <w:t xml:space="preserve">0.014</w:t>
+            </w:r>
+          </w:p>
+        </w:tc>
+        <w:tc>
+          <w:tcPr/>
+          <w:p>
+            <w:pPr>
+              <w:pStyle w:val="Compact"/>
+            </w:pPr>
+            <w:r>
+              <w:t xml:space="preserve">0.031</w:t>
+            </w:r>
+          </w:p>
+        </w:tc>
+        <w:tc>
+          <w:tcPr/>
+          <w:p>
+            <w:pPr>
+              <w:pStyle w:val="Compact"/>
+            </w:pPr>
+            <w:r>
+              <w:t xml:space="preserve">0.034</w:t>
             </w:r>
           </w:p>
         </w:tc>
@@ -2135,73 +2135,73 @@
               <w:pStyle w:val="Compact"/>
             </w:pPr>
             <w:r>
-              <w:t xml:space="preserve">0.337</w:t>
-            </w:r>
-          </w:p>
-        </w:tc>
-        <w:tc>
-          <w:tcPr/>
-          <w:p>
-            <w:pPr>
-              <w:pStyle w:val="Compact"/>
-            </w:pPr>
-            <w:r>
-              <w:t xml:space="preserve">0.296</w:t>
-            </w:r>
-          </w:p>
-        </w:tc>
-        <w:tc>
-          <w:tcPr/>
-          <w:p>
-            <w:pPr>
-              <w:pStyle w:val="Compact"/>
-            </w:pPr>
-            <w:r>
-              <w:t xml:space="preserve">0.083</w:t>
-            </w:r>
-          </w:p>
-        </w:tc>
-        <w:tc>
-          <w:tcPr/>
-          <w:p>
-            <w:pPr>
-              <w:pStyle w:val="Compact"/>
-            </w:pPr>
-            <w:r>
-              <w:t xml:space="preserve">0.095</w:t>
-            </w:r>
-          </w:p>
-        </w:tc>
-        <w:tc>
-          <w:tcPr/>
-          <w:p>
-            <w:pPr>
-              <w:pStyle w:val="Compact"/>
-            </w:pPr>
-            <w:r>
-              <w:t xml:space="preserve">0.167</w:t>
-            </w:r>
-          </w:p>
-        </w:tc>
-        <w:tc>
-          <w:tcPr/>
-          <w:p>
-            <w:pPr>
-              <w:pStyle w:val="Compact"/>
-            </w:pPr>
-            <w:r>
-              <w:t xml:space="preserve">0.265</w:t>
-            </w:r>
-          </w:p>
-        </w:tc>
-        <w:tc>
-          <w:tcPr/>
-          <w:p>
-            <w:pPr>
-              <w:pStyle w:val="Compact"/>
-            </w:pPr>
-            <w:r>
-              <w:t xml:space="preserve">0.335</w:t>
+              <w:t xml:space="preserve">0.044</w:t>
+            </w:r>
+          </w:p>
+        </w:tc>
+        <w:tc>
+          <w:tcPr/>
+          <w:p>
+            <w:pPr>
+              <w:pStyle w:val="Compact"/>
+            </w:pPr>
+            <w:r>
+              <w:t xml:space="preserve">0.032</w:t>
+            </w:r>
+          </w:p>
+        </w:tc>
+        <w:tc>
+          <w:tcPr/>
+          <w:p>
+            <w:pPr>
+              <w:pStyle w:val="Compact"/>
+            </w:pPr>
+            <w:r>
+              <w:t xml:space="preserve">0.043</w:t>
+            </w:r>
+          </w:p>
+        </w:tc>
+        <w:tc>
+          <w:tcPr/>
+          <w:p>
+            <w:pPr>
+              <w:pStyle w:val="Compact"/>
+            </w:pPr>
+            <w:r>
+              <w:t xml:space="preserve">0.013</w:t>
+            </w:r>
+          </w:p>
+        </w:tc>
+        <w:tc>
+          <w:tcPr/>
+          <w:p>
+            <w:pPr>
+              <w:pStyle w:val="Compact"/>
+            </w:pPr>
+            <w:r>
+              <w:t xml:space="preserve">0.008</w:t>
+            </w:r>
+          </w:p>
+        </w:tc>
+        <w:tc>
+          <w:tcPr/>
+          <w:p>
+            <w:pPr>
+              <w:pStyle w:val="Compact"/>
+            </w:pPr>
+            <w:r>
+              <w:t xml:space="preserve">0.024</w:t>
+            </w:r>
+          </w:p>
+        </w:tc>
+        <w:tc>
+          <w:tcPr/>
+          <w:p>
+            <w:pPr>
+              <w:pStyle w:val="Compact"/>
+            </w:pPr>
+            <w:r>
+              <w:t xml:space="preserve">0.022</w:t>
             </w:r>
           </w:p>
         </w:tc>
@@ -2225,73 +2225,73 @@
               <w:pStyle w:val="Compact"/>
             </w:pPr>
             <w:r>
-              <w:t xml:space="preserve">14288.4</w:t>
-            </w:r>
-          </w:p>
-        </w:tc>
-        <w:tc>
-          <w:tcPr/>
-          <w:p>
-            <w:pPr>
-              <w:pStyle w:val="Compact"/>
-            </w:pPr>
-            <w:r>
-              <w:t xml:space="preserve">18645.8</w:t>
-            </w:r>
-          </w:p>
-        </w:tc>
-        <w:tc>
-          <w:tcPr/>
-          <w:p>
-            <w:pPr>
-              <w:pStyle w:val="Compact"/>
-            </w:pPr>
-            <w:r>
-              <w:t xml:space="preserve">2056.2</w:t>
-            </w:r>
-          </w:p>
-        </w:tc>
-        <w:tc>
-          <w:tcPr/>
-          <w:p>
-            <w:pPr>
-              <w:pStyle w:val="Compact"/>
-            </w:pPr>
-            <w:r>
-              <w:t xml:space="preserve">2706.3</w:t>
-            </w:r>
-          </w:p>
-        </w:tc>
-        <w:tc>
-          <w:tcPr/>
-          <w:p>
-            <w:pPr>
-              <w:pStyle w:val="Compact"/>
-            </w:pPr>
-            <w:r>
-              <w:t xml:space="preserve">3051.9</w:t>
-            </w:r>
-          </w:p>
-        </w:tc>
-        <w:tc>
-          <w:tcPr/>
-          <w:p>
-            <w:pPr>
-              <w:pStyle w:val="Compact"/>
-            </w:pPr>
-            <w:r>
-              <w:t xml:space="preserve">3456.8</w:t>
-            </w:r>
-          </w:p>
-        </w:tc>
-        <w:tc>
-          <w:tcPr/>
-          <w:p>
-            <w:pPr>
-              <w:pStyle w:val="Compact"/>
-            </w:pPr>
-            <w:r>
-              <w:t xml:space="preserve">2868.6</w:t>
+              <w:t xml:space="preserve">3215.4</w:t>
+            </w:r>
+          </w:p>
+        </w:tc>
+        <w:tc>
+          <w:tcPr/>
+          <w:p>
+            <w:pPr>
+              <w:pStyle w:val="Compact"/>
+            </w:pPr>
+            <w:r>
+              <w:t xml:space="preserve">4732.0</w:t>
+            </w:r>
+          </w:p>
+        </w:tc>
+        <w:tc>
+          <w:tcPr/>
+          <w:p>
+            <w:pPr>
+              <w:pStyle w:val="Compact"/>
+            </w:pPr>
+            <w:r>
+              <w:t xml:space="preserve">285.5</w:t>
+            </w:r>
+          </w:p>
+        </w:tc>
+        <w:tc>
+          <w:tcPr/>
+          <w:p>
+            <w:pPr>
+              <w:pStyle w:val="Compact"/>
+            </w:pPr>
+            <w:r>
+              <w:t xml:space="preserve">607.4</w:t>
+            </w:r>
+          </w:p>
+        </w:tc>
+        <w:tc>
+          <w:tcPr/>
+          <w:p>
+            <w:pPr>
+              <w:pStyle w:val="Compact"/>
+            </w:pPr>
+            <w:r>
+              <w:t xml:space="preserve">704.0</w:t>
+            </w:r>
+          </w:p>
+        </w:tc>
+        <w:tc>
+          <w:tcPr/>
+          <w:p>
+            <w:pPr>
+              <w:pStyle w:val="Compact"/>
+            </w:pPr>
+            <w:r>
+              <w:t xml:space="preserve">907.7</w:t>
+            </w:r>
+          </w:p>
+        </w:tc>
+        <w:tc>
+          <w:tcPr/>
+          <w:p>
+            <w:pPr>
+              <w:pStyle w:val="Compact"/>
+            </w:pPr>
+            <w:r>
+              <w:t xml:space="preserve">627.1</w:t>
             </w:r>
           </w:p>
         </w:tc>
@@ -2315,73 +2315,73 @@
               <w:pStyle w:val="Compact"/>
             </w:pPr>
             <w:r>
-              <w:t xml:space="preserve">14379.9</w:t>
-            </w:r>
-          </w:p>
-        </w:tc>
-        <w:tc>
-          <w:tcPr/>
-          <w:p>
-            <w:pPr>
-              <w:pStyle w:val="Compact"/>
-            </w:pPr>
-            <w:r>
-              <w:t xml:space="preserve">18737.2</w:t>
-            </w:r>
-          </w:p>
-        </w:tc>
-        <w:tc>
-          <w:tcPr/>
-          <w:p>
-            <w:pPr>
-              <w:pStyle w:val="Compact"/>
-            </w:pPr>
-            <w:r>
-              <w:t xml:space="preserve">2102.9</w:t>
-            </w:r>
-          </w:p>
-        </w:tc>
-        <w:tc>
-          <w:tcPr/>
-          <w:p>
-            <w:pPr>
-              <w:pStyle w:val="Compact"/>
-            </w:pPr>
-            <w:r>
-              <w:t xml:space="preserve">2753.9</w:t>
-            </w:r>
-          </w:p>
-        </w:tc>
-        <w:tc>
-          <w:tcPr/>
-          <w:p>
-            <w:pPr>
-              <w:pStyle w:val="Compact"/>
-            </w:pPr>
-            <w:r>
-              <w:t xml:space="preserve">3100.2</w:t>
-            </w:r>
-          </w:p>
-        </w:tc>
-        <w:tc>
-          <w:tcPr/>
-          <w:p>
-            <w:pPr>
-              <w:pStyle w:val="Compact"/>
-            </w:pPr>
-            <w:r>
-              <w:t xml:space="preserve">3505.5</w:t>
-            </w:r>
-          </w:p>
-        </w:tc>
-        <w:tc>
-          <w:tcPr/>
-          <w:p>
-            <w:pPr>
-              <w:pStyle w:val="Compact"/>
-            </w:pPr>
-            <w:r>
-              <w:t xml:space="preserve">2917.4</w:t>
+              <w:t xml:space="preserve">3290.0</w:t>
+            </w:r>
+          </w:p>
+        </w:tc>
+        <w:tc>
+          <w:tcPr/>
+          <w:p>
+            <w:pPr>
+              <w:pStyle w:val="Compact"/>
+            </w:pPr>
+            <w:r>
+              <w:t xml:space="preserve">4806.6</w:t>
+            </w:r>
+          </w:p>
+        </w:tc>
+        <w:tc>
+          <w:tcPr/>
+          <w:p>
+            <w:pPr>
+              <w:pStyle w:val="Compact"/>
+            </w:pPr>
+            <w:r>
+              <w:t xml:space="preserve">320.7</w:t>
+            </w:r>
+          </w:p>
+        </w:tc>
+        <w:tc>
+          <w:tcPr/>
+          <w:p>
+            <w:pPr>
+              <w:pStyle w:val="Compact"/>
+            </w:pPr>
+            <w:r>
+              <w:t xml:space="preserve">645.2</w:t>
+            </w:r>
+          </w:p>
+        </w:tc>
+        <w:tc>
+          <w:tcPr/>
+          <w:p>
+            <w:pPr>
+              <w:pStyle w:val="Compact"/>
+            </w:pPr>
+            <w:r>
+              <w:t xml:space="preserve">742.3</w:t>
+            </w:r>
+          </w:p>
+        </w:tc>
+        <w:tc>
+          <w:tcPr/>
+          <w:p>
+            <w:pPr>
+              <w:pStyle w:val="Compact"/>
+            </w:pPr>
+            <w:r>
+              <w:t xml:space="preserve">946.2</w:t>
+            </w:r>
+          </w:p>
+        </w:tc>
+        <w:tc>
+          <w:tcPr/>
+          <w:p>
+            <w:pPr>
+              <w:pStyle w:val="Compact"/>
+            </w:pPr>
+            <w:r>
+              <w:t xml:space="preserve">660.5</w:t>
             </w:r>
           </w:p>
         </w:tc>
@@ -2405,6 +2405,61 @@
               <w:pStyle w:val="Compact"/>
             </w:pPr>
             <w:r>
+              <w:t xml:space="preserve">0.37</w:t>
+            </w:r>
+          </w:p>
+        </w:tc>
+        <w:tc>
+          <w:tcPr/>
+          <w:p>
+            <w:pPr>
+              <w:pStyle w:val="Compact"/>
+            </w:pPr>
+            <w:r>
+              <w:t xml:space="preserve">0.46</w:t>
+            </w:r>
+          </w:p>
+        </w:tc>
+        <w:tc>
+          <w:tcPr/>
+          <w:p>
+            <w:pPr>
+              <w:pStyle w:val="Compact"/>
+            </w:pPr>
+            <w:r>
+              <w:t xml:space="preserve">0.30</w:t>
+            </w:r>
+          </w:p>
+        </w:tc>
+        <w:tc>
+          <w:tcPr/>
+          <w:p>
+            <w:pPr>
+              <w:pStyle w:val="Compact"/>
+            </w:pPr>
+            <w:r>
+              <w:t xml:space="preserve">0.34</w:t>
+            </w:r>
+          </w:p>
+        </w:tc>
+        <w:tc>
+          <w:tcPr/>
+          <w:p>
+            <w:pPr>
+              <w:pStyle w:val="Compact"/>
+            </w:pPr>
+            <w:r>
+              <w:t xml:space="preserve">0.36</w:t>
+            </w:r>
+          </w:p>
+        </w:tc>
+        <w:tc>
+          <w:tcPr/>
+          <w:p>
+            <w:pPr>
+              <w:pStyle w:val="Compact"/>
+            </w:pPr>
+            <w:r>
               <w:t xml:space="preserve">0.39</w:t>
             </w:r>
           </w:p>
@@ -2416,62 +2471,7 @@
               <w:pStyle w:val="Compact"/>
             </w:pPr>
             <w:r>
-              <w:t xml:space="preserve">0.45</w:t>
-            </w:r>
-          </w:p>
-        </w:tc>
-        <w:tc>
-          <w:tcPr/>
-          <w:p>
-            <w:pPr>
-              <w:pStyle w:val="Compact"/>
-            </w:pPr>
-            <w:r>
-              <w:t xml:space="preserve">0.36</w:t>
-            </w:r>
-          </w:p>
-        </w:tc>
-        <w:tc>
-          <w:tcPr/>
-          <w:p>
-            <w:pPr>
-              <w:pStyle w:val="Compact"/>
-            </w:pPr>
-            <w:r>
-              <w:t xml:space="preserve">0.39</w:t>
-            </w:r>
-          </w:p>
-        </w:tc>
-        <w:tc>
-          <w:tcPr/>
-          <w:p>
-            <w:pPr>
-              <w:pStyle w:val="Compact"/>
-            </w:pPr>
-            <w:r>
-              <w:t xml:space="preserve">0.39</w:t>
-            </w:r>
-          </w:p>
-        </w:tc>
-        <w:tc>
-          <w:tcPr/>
-          <w:p>
-            <w:pPr>
-              <w:pStyle w:val="Compact"/>
-            </w:pPr>
-            <w:r>
-              <w:t xml:space="preserve">0.41</w:t>
-            </w:r>
-          </w:p>
-        </w:tc>
-        <w:tc>
-          <w:tcPr/>
-          <w:p>
-            <w:pPr>
-              <w:pStyle w:val="Compact"/>
-            </w:pPr>
-            <w:r>
-              <w:t xml:space="preserve">0.37</w:t>
+              <w:t xml:space="preserve">0.46</w:t>
             </w:r>
           </w:p>
         </w:tc>

--- a/output/tables/mechanism_results.docx
+++ b/output/tables/mechanism_results.docx
@@ -128,73 +128,73 @@
               <w:pStyle w:val="Compact"/>
             </w:pPr>
             <w:r>
-              <w:t xml:space="preserve">0.719</w:t>
-            </w:r>
-          </w:p>
-        </w:tc>
-        <w:tc>
-          <w:tcPr/>
-          <w:p>
-            <w:pPr>
-              <w:pStyle w:val="Compact"/>
-            </w:pPr>
-            <w:r>
-              <w:t xml:space="preserve">0.734</w:t>
-            </w:r>
-          </w:p>
-        </w:tc>
-        <w:tc>
-          <w:tcPr/>
-          <w:p>
-            <w:pPr>
-              <w:pStyle w:val="Compact"/>
-            </w:pPr>
-            <w:r>
-              <w:t xml:space="preserve">0.373</w:t>
-            </w:r>
-          </w:p>
-        </w:tc>
-        <w:tc>
-          <w:tcPr/>
-          <w:p>
-            <w:pPr>
-              <w:pStyle w:val="Compact"/>
-            </w:pPr>
-            <w:r>
-              <w:t xml:space="preserve">0.856</w:t>
-            </w:r>
-          </w:p>
-        </w:tc>
-        <w:tc>
-          <w:tcPr/>
-          <w:p>
-            <w:pPr>
-              <w:pStyle w:val="Compact"/>
-            </w:pPr>
-            <w:r>
-              <w:t xml:space="preserve">0.797</w:t>
-            </w:r>
-          </w:p>
-        </w:tc>
-        <w:tc>
-          <w:tcPr/>
-          <w:p>
-            <w:pPr>
-              <w:pStyle w:val="Compact"/>
-            </w:pPr>
-            <w:r>
-              <w:t xml:space="preserve">0.676</w:t>
-            </w:r>
-          </w:p>
-        </w:tc>
-        <w:tc>
-          <w:tcPr/>
-          <w:p>
-            <w:pPr>
-              <w:pStyle w:val="Compact"/>
-            </w:pPr>
-            <w:r>
-              <w:t xml:space="preserve">0.429</w:t>
+              <w:t xml:space="preserve">0.309</w:t>
+            </w:r>
+          </w:p>
+        </w:tc>
+        <w:tc>
+          <w:tcPr/>
+          <w:p>
+            <w:pPr>
+              <w:pStyle w:val="Compact"/>
+            </w:pPr>
+            <w:r>
+              <w:t xml:space="preserve">0.291</w:t>
+            </w:r>
+          </w:p>
+        </w:tc>
+        <w:tc>
+          <w:tcPr/>
+          <w:p>
+            <w:pPr>
+              <w:pStyle w:val="Compact"/>
+            </w:pPr>
+            <w:r>
+              <w:t xml:space="preserve">0.441</w:t>
+            </w:r>
+          </w:p>
+        </w:tc>
+        <w:tc>
+          <w:tcPr/>
+          <w:p>
+            <w:pPr>
+              <w:pStyle w:val="Compact"/>
+            </w:pPr>
+            <w:r>
+              <w:t xml:space="preserve">0.318</w:t>
+            </w:r>
+          </w:p>
+        </w:tc>
+        <w:tc>
+          <w:tcPr/>
+          <w:p>
+            <w:pPr>
+              <w:pStyle w:val="Compact"/>
+            </w:pPr>
+            <w:r>
+              <w:t xml:space="preserve">0.210</w:t>
+            </w:r>
+          </w:p>
+        </w:tc>
+        <w:tc>
+          <w:tcPr/>
+          <w:p>
+            <w:pPr>
+              <w:pStyle w:val="Compact"/>
+            </w:pPr>
+            <w:r>
+              <w:t xml:space="preserve">0.090</w:t>
+            </w:r>
+          </w:p>
+        </w:tc>
+        <w:tc>
+          <w:tcPr/>
+          <w:p>
+            <w:pPr>
+              <w:pStyle w:val="Compact"/>
+            </w:pPr>
+            <w:r>
+              <w:t xml:space="preserve">0.011</w:t>
             </w:r>
           </w:p>
         </w:tc>
@@ -215,73 +215,73 @@
               <w:pStyle w:val="Compact"/>
             </w:pPr>
             <w:r>
-              <w:t xml:space="preserve">(0.109)</w:t>
-            </w:r>
-          </w:p>
-        </w:tc>
-        <w:tc>
-          <w:tcPr/>
-          <w:p>
-            <w:pPr>
-              <w:pStyle w:val="Compact"/>
-            </w:pPr>
-            <w:r>
-              <w:t xml:space="preserve">(0.077)</w:t>
-            </w:r>
-          </w:p>
-        </w:tc>
-        <w:tc>
-          <w:tcPr/>
-          <w:p>
-            <w:pPr>
-              <w:pStyle w:val="Compact"/>
-            </w:pPr>
-            <w:r>
-              <w:t xml:space="preserve">(0.055)</w:t>
-            </w:r>
-          </w:p>
-        </w:tc>
-        <w:tc>
-          <w:tcPr/>
-          <w:p>
-            <w:pPr>
-              <w:pStyle w:val="Compact"/>
-            </w:pPr>
-            <w:r>
-              <w:t xml:space="preserve">(0.084)</w:t>
-            </w:r>
-          </w:p>
-        </w:tc>
-        <w:tc>
-          <w:tcPr/>
-          <w:p>
-            <w:pPr>
-              <w:pStyle w:val="Compact"/>
-            </w:pPr>
-            <w:r>
-              <w:t xml:space="preserve">(0.096)</w:t>
-            </w:r>
-          </w:p>
-        </w:tc>
-        <w:tc>
-          <w:tcPr/>
-          <w:p>
-            <w:pPr>
-              <w:pStyle w:val="Compact"/>
-            </w:pPr>
-            <w:r>
-              <w:t xml:space="preserve">(0.074)</w:t>
-            </w:r>
-          </w:p>
-        </w:tc>
-        <w:tc>
-          <w:tcPr/>
-          <w:p>
-            <w:pPr>
-              <w:pStyle w:val="Compact"/>
-            </w:pPr>
-            <w:r>
-              <w:t xml:space="preserve">(0.250)</w:t>
+              <w:t xml:space="preserve">(0.022)</w:t>
+            </w:r>
+          </w:p>
+        </w:tc>
+        <w:tc>
+          <w:tcPr/>
+          <w:p>
+            <w:pPr>
+              <w:pStyle w:val="Compact"/>
+            </w:pPr>
+            <w:r>
+              <w:t xml:space="preserve">(0.024)</w:t>
+            </w:r>
+          </w:p>
+        </w:tc>
+        <w:tc>
+          <w:tcPr/>
+          <w:p>
+            <w:pPr>
+              <w:pStyle w:val="Compact"/>
+            </w:pPr>
+            <w:r>
+              <w:t xml:space="preserve">(0.067)</w:t>
+            </w:r>
+          </w:p>
+        </w:tc>
+        <w:tc>
+          <w:tcPr/>
+          <w:p>
+            <w:pPr>
+              <w:pStyle w:val="Compact"/>
+            </w:pPr>
+            <w:r>
+              <w:t xml:space="preserve">(0.087)</w:t>
+            </w:r>
+          </w:p>
+        </w:tc>
+        <w:tc>
+          <w:tcPr/>
+          <w:p>
+            <w:pPr>
+              <w:pStyle w:val="Compact"/>
+            </w:pPr>
+            <w:r>
+              <w:t xml:space="preserve">(0.021)</w:t>
+            </w:r>
+          </w:p>
+        </w:tc>
+        <w:tc>
+          <w:tcPr/>
+          <w:p>
+            <w:pPr>
+              <w:pStyle w:val="Compact"/>
+            </w:pPr>
+            <w:r>
+              <w:t xml:space="preserve">(0.019)</w:t>
+            </w:r>
+          </w:p>
+        </w:tc>
+        <w:tc>
+          <w:tcPr/>
+          <w:p>
+            <w:pPr>
+              <w:pStyle w:val="Compact"/>
+            </w:pPr>
+            <w:r>
+              <w:t xml:space="preserve">(0.007)</w:t>
             </w:r>
           </w:p>
         </w:tc>
@@ -305,6 +305,50 @@
               <w:pStyle w:val="Compact"/>
             </w:pPr>
             <w:r>
+              <w:t xml:space="preserve">-0.001</w:t>
+            </w:r>
+          </w:p>
+        </w:tc>
+        <w:tc>
+          <w:tcPr/>
+          <w:p>
+            <w:pPr>
+              <w:pStyle w:val="Compact"/>
+            </w:pPr>
+            <w:r>
+              <w:t xml:space="preserve">-0.000</w:t>
+            </w:r>
+          </w:p>
+        </w:tc>
+        <w:tc>
+          <w:tcPr/>
+          <w:p>
+            <w:pPr>
+              <w:pStyle w:val="Compact"/>
+            </w:pPr>
+            <w:r>
+              <w:t xml:space="preserve">-0.004</w:t>
+            </w:r>
+          </w:p>
+        </w:tc>
+        <w:tc>
+          <w:tcPr/>
+          <w:p>
+            <w:pPr>
+              <w:pStyle w:val="Compact"/>
+            </w:pPr>
+            <w:r>
+              <w:t xml:space="preserve">-0.002</w:t>
+            </w:r>
+          </w:p>
+        </w:tc>
+        <w:tc>
+          <w:tcPr/>
+          <w:p>
+            <w:pPr>
+              <w:pStyle w:val="Compact"/>
+            </w:pPr>
+            <w:r>
               <w:t xml:space="preserve">0.001</w:t>
             </w:r>
           </w:p>
@@ -316,62 +360,18 @@
               <w:pStyle w:val="Compact"/>
             </w:pPr>
             <w:r>
-              <w:t xml:space="preserve">0.001</w:t>
-            </w:r>
-          </w:p>
-        </w:tc>
-        <w:tc>
-          <w:tcPr/>
-          <w:p>
-            <w:pPr>
-              <w:pStyle w:val="Compact"/>
-            </w:pPr>
-            <w:r>
-              <w:t xml:space="preserve">-0.001</w:t>
-            </w:r>
-          </w:p>
-        </w:tc>
-        <w:tc>
-          <w:tcPr/>
-          <w:p>
-            <w:pPr>
-              <w:pStyle w:val="Compact"/>
-            </w:pPr>
-            <w:r>
-              <w:t xml:space="preserve">-0.001</w:t>
-            </w:r>
-          </w:p>
-        </w:tc>
-        <w:tc>
-          <w:tcPr/>
-          <w:p>
-            <w:pPr>
-              <w:pStyle w:val="Compact"/>
-            </w:pPr>
-            <w:r>
-              <w:t xml:space="preserve">0.003</w:t>
-            </w:r>
-          </w:p>
-        </w:tc>
-        <w:tc>
-          <w:tcPr/>
-          <w:p>
-            <w:pPr>
-              <w:pStyle w:val="Compact"/>
-            </w:pPr>
-            <w:r>
-              <w:t xml:space="preserve">0.001</w:t>
-            </w:r>
-          </w:p>
-        </w:tc>
-        <w:tc>
-          <w:tcPr/>
-          <w:p>
-            <w:pPr>
-              <w:pStyle w:val="Compact"/>
-            </w:pPr>
-            <w:r>
-              <w:t xml:space="preserve">0.001</w:t>
+              <w:t xml:space="preserve">-0.002</w:t>
+            </w:r>
+          </w:p>
+        </w:tc>
+        <w:tc>
+          <w:tcPr/>
+          <w:p>
+            <w:pPr>
+              <w:pStyle w:val="Compact"/>
+            </w:pPr>
+            <w:r>
+              <w:t xml:space="preserve">0.002</w:t>
             </w:r>
           </w:p>
         </w:tc>
@@ -414,7 +414,18 @@
               <w:pStyle w:val="Compact"/>
             </w:pPr>
             <w:r>
-              <w:t xml:space="preserve">(0.005)</w:t>
+              <w:t xml:space="preserve">(0.006)</w:t>
+            </w:r>
+          </w:p>
+        </w:tc>
+        <w:tc>
+          <w:tcPr/>
+          <w:p>
+            <w:pPr>
+              <w:pStyle w:val="Compact"/>
+            </w:pPr>
+            <w:r>
+              <w:t xml:space="preserve">(0.004)</w:t>
             </w:r>
           </w:p>
         </w:tc>
@@ -436,17 +447,6 @@
               <w:pStyle w:val="Compact"/>
             </w:pPr>
             <w:r>
-              <w:t xml:space="preserve">(0.004)</w:t>
-            </w:r>
-          </w:p>
-        </w:tc>
-        <w:tc>
-          <w:tcPr/>
-          <w:p>
-            <w:pPr>
-              <w:pStyle w:val="Compact"/>
-            </w:pPr>
-            <w:r>
               <w:t xml:space="preserve">(0.003)</w:t>
             </w:r>
           </w:p>
@@ -458,7 +458,7 @@
               <w:pStyle w:val="Compact"/>
             </w:pPr>
             <w:r>
-              <w:t xml:space="preserve">(0.005)</w:t>
+              <w:t xml:space="preserve">(0.001)</w:t>
             </w:r>
           </w:p>
         </w:tc>
@@ -482,18 +482,18 @@
               <w:pStyle w:val="Compact"/>
             </w:pPr>
             <w:r>
+              <w:t xml:space="preserve">-0.042</w:t>
+            </w:r>
+          </w:p>
+        </w:tc>
+        <w:tc>
+          <w:tcPr/>
+          <w:p>
+            <w:pPr>
+              <w:pStyle w:val="Compact"/>
+            </w:pPr>
+            <w:r>
               <w:t xml:space="preserve">-0.040</w:t>
-            </w:r>
-          </w:p>
-        </w:tc>
-        <w:tc>
-          <w:tcPr/>
-          <w:p>
-            <w:pPr>
-              <w:pStyle w:val="Compact"/>
-            </w:pPr>
-            <w:r>
-              <w:t xml:space="preserve">-0.033</w:t>
             </w:r>
           </w:p>
         </w:tc>
@@ -554,18 +554,18 @@
               <w:pStyle w:val="Compact"/>
             </w:pPr>
             <w:r>
-              <w:t xml:space="preserve">(0.020)</w:t>
-            </w:r>
-          </w:p>
-        </w:tc>
-        <w:tc>
-          <w:tcPr/>
-          <w:p>
-            <w:pPr>
-              <w:pStyle w:val="Compact"/>
-            </w:pPr>
-            <w:r>
-              <w:t xml:space="preserve">(0.022)</w:t>
+              <w:t xml:space="preserve">(0.013)</w:t>
+            </w:r>
+          </w:p>
+        </w:tc>
+        <w:tc>
+          <w:tcPr/>
+          <w:p>
+            <w:pPr>
+              <w:pStyle w:val="Compact"/>
+            </w:pPr>
+            <w:r>
+              <w:t xml:space="preserve">(0.015)</w:t>
             </w:r>
           </w:p>
         </w:tc>
@@ -629,18 +629,18 @@
               <w:pStyle w:val="Compact"/>
             </w:pPr>
             <w:r>
-              <w:t xml:space="preserve">-0.049</w:t>
-            </w:r>
-          </w:p>
-        </w:tc>
-        <w:tc>
-          <w:tcPr/>
-          <w:p>
-            <w:pPr>
-              <w:pStyle w:val="Compact"/>
-            </w:pPr>
-            <w:r>
-              <w:t xml:space="preserve">-0.034</w:t>
+              <w:t xml:space="preserve">-0.065</w:t>
+            </w:r>
+          </w:p>
+        </w:tc>
+        <w:tc>
+          <w:tcPr/>
+          <w:p>
+            <w:pPr>
+              <w:pStyle w:val="Compact"/>
+            </w:pPr>
+            <w:r>
+              <w:t xml:space="preserve">-0.053</w:t>
             </w:r>
           </w:p>
         </w:tc>
@@ -701,18 +701,18 @@
               <w:pStyle w:val="Compact"/>
             </w:pPr>
             <w:r>
-              <w:t xml:space="preserve">(0.018)</w:t>
-            </w:r>
-          </w:p>
-        </w:tc>
-        <w:tc>
-          <w:tcPr/>
-          <w:p>
-            <w:pPr>
-              <w:pStyle w:val="Compact"/>
-            </w:pPr>
-            <w:r>
-              <w:t xml:space="preserve">(0.020)</w:t>
+              <w:t xml:space="preserve">(0.015)</w:t>
+            </w:r>
+          </w:p>
+        </w:tc>
+        <w:tc>
+          <w:tcPr/>
+          <w:p>
+            <w:pPr>
+              <w:pStyle w:val="Compact"/>
+            </w:pPr>
+            <w:r>
+              <w:t xml:space="preserve">(0.017)</w:t>
             </w:r>
           </w:p>
         </w:tc>
@@ -776,18 +776,18 @@
               <w:pStyle w:val="Compact"/>
             </w:pPr>
             <w:r>
-              <w:t xml:space="preserve">-0.089</w:t>
-            </w:r>
-          </w:p>
-        </w:tc>
-        <w:tc>
-          <w:tcPr/>
-          <w:p>
-            <w:pPr>
-              <w:pStyle w:val="Compact"/>
-            </w:pPr>
-            <w:r>
-              <w:t xml:space="preserve">-0.062</w:t>
+              <w:t xml:space="preserve">-0.131</w:t>
+            </w:r>
+          </w:p>
+        </w:tc>
+        <w:tc>
+          <w:tcPr/>
+          <w:p>
+            <w:pPr>
+              <w:pStyle w:val="Compact"/>
+            </w:pPr>
+            <w:r>
+              <w:t xml:space="preserve">-0.109</w:t>
             </w:r>
           </w:p>
         </w:tc>
@@ -848,18 +848,18 @@
               <w:pStyle w:val="Compact"/>
             </w:pPr>
             <w:r>
+              <w:t xml:space="preserve">(0.016)</w:t>
+            </w:r>
+          </w:p>
+        </w:tc>
+        <w:tc>
+          <w:tcPr/>
+          <w:p>
+            <w:pPr>
+              <w:pStyle w:val="Compact"/>
+            </w:pPr>
+            <w:r>
               <w:t xml:space="preserve">(0.019)</w:t>
-            </w:r>
-          </w:p>
-        </w:tc>
-        <w:tc>
-          <w:tcPr/>
-          <w:p>
-            <w:pPr>
-              <w:pStyle w:val="Compact"/>
-            </w:pPr>
-            <w:r>
-              <w:t xml:space="preserve">(0.026)</w:t>
             </w:r>
           </w:p>
         </w:tc>
@@ -923,18 +923,18 @@
               <w:pStyle w:val="Compact"/>
             </w:pPr>
             <w:r>
-              <w:t xml:space="preserve">-0.200</w:t>
-            </w:r>
-          </w:p>
-        </w:tc>
-        <w:tc>
-          <w:tcPr/>
-          <w:p>
-            <w:pPr>
-              <w:pStyle w:val="Compact"/>
-            </w:pPr>
-            <w:r>
-              <w:t xml:space="preserve">-0.165</w:t>
+              <w:t xml:space="preserve">-0.305</w:t>
+            </w:r>
+          </w:p>
+        </w:tc>
+        <w:tc>
+          <w:tcPr/>
+          <w:p>
+            <w:pPr>
+              <w:pStyle w:val="Compact"/>
+            </w:pPr>
+            <w:r>
+              <w:t xml:space="preserve">-0.291</w:t>
             </w:r>
           </w:p>
         </w:tc>
@@ -995,18 +995,18 @@
               <w:pStyle w:val="Compact"/>
             </w:pPr>
             <w:r>
-              <w:t xml:space="preserve">(0.029)</w:t>
-            </w:r>
-          </w:p>
-        </w:tc>
-        <w:tc>
-          <w:tcPr/>
-          <w:p>
-            <w:pPr>
-              <w:pStyle w:val="Compact"/>
-            </w:pPr>
-            <w:r>
-              <w:t xml:space="preserve">(0.033)</w:t>
+              <w:t xml:space="preserve">(0.022)</w:t>
+            </w:r>
+          </w:p>
+        </w:tc>
+        <w:tc>
+          <w:tcPr/>
+          <w:p>
+            <w:pPr>
+              <w:pStyle w:val="Compact"/>
+            </w:pPr>
+            <w:r>
+              <w:t xml:space="preserve">(0.025)</w:t>
             </w:r>
           </w:p>
         </w:tc>
@@ -1070,73 +1070,73 @@
               <w:pStyle w:val="Compact"/>
             </w:pPr>
             <w:r>
-              <w:t xml:space="preserve">0.184</w:t>
-            </w:r>
-          </w:p>
-        </w:tc>
-        <w:tc>
-          <w:tcPr/>
-          <w:p>
-            <w:pPr>
-              <w:pStyle w:val="Compact"/>
-            </w:pPr>
-            <w:r>
-              <w:t xml:space="preserve">0.216</w:t>
-            </w:r>
-          </w:p>
-        </w:tc>
-        <w:tc>
-          <w:tcPr/>
-          <w:p>
-            <w:pPr>
-              <w:pStyle w:val="Compact"/>
-            </w:pPr>
-            <w:r>
-              <w:t xml:space="preserve">0.176</w:t>
-            </w:r>
-          </w:p>
-        </w:tc>
-        <w:tc>
-          <w:tcPr/>
-          <w:p>
-            <w:pPr>
-              <w:pStyle w:val="Compact"/>
-            </w:pPr>
-            <w:r>
-              <w:t xml:space="preserve">0.158</w:t>
-            </w:r>
-          </w:p>
-        </w:tc>
-        <w:tc>
-          <w:tcPr/>
-          <w:p>
-            <w:pPr>
-              <w:pStyle w:val="Compact"/>
-            </w:pPr>
-            <w:r>
-              <w:t xml:space="preserve">0.140</w:t>
-            </w:r>
-          </w:p>
-        </w:tc>
-        <w:tc>
-          <w:tcPr/>
-          <w:p>
-            <w:pPr>
-              <w:pStyle w:val="Compact"/>
-            </w:pPr>
-            <w:r>
-              <w:t xml:space="preserve">0.191</w:t>
-            </w:r>
-          </w:p>
-        </w:tc>
-        <w:tc>
-          <w:tcPr/>
-          <w:p>
-            <w:pPr>
-              <w:pStyle w:val="Compact"/>
-            </w:pPr>
-            <w:r>
-              <w:t xml:space="preserve">0.230</w:t>
+              <w:t xml:space="preserve">0.381</w:t>
+            </w:r>
+          </w:p>
+        </w:tc>
+        <w:tc>
+          <w:tcPr/>
+          <w:p>
+            <w:pPr>
+              <w:pStyle w:val="Compact"/>
+            </w:pPr>
+            <w:r>
+              <w:t xml:space="preserve">0.411</w:t>
+            </w:r>
+          </w:p>
+        </w:tc>
+        <w:tc>
+          <w:tcPr/>
+          <w:p>
+            <w:pPr>
+              <w:pStyle w:val="Compact"/>
+            </w:pPr>
+            <w:r>
+              <w:t xml:space="preserve">0.251</w:t>
+            </w:r>
+          </w:p>
+        </w:tc>
+        <w:tc>
+          <w:tcPr/>
+          <w:p>
+            <w:pPr>
+              <w:pStyle w:val="Compact"/>
+            </w:pPr>
+            <w:r>
+              <w:t xml:space="preserve">0.275</w:t>
+            </w:r>
+          </w:p>
+        </w:tc>
+        <w:tc>
+          <w:tcPr/>
+          <w:p>
+            <w:pPr>
+              <w:pStyle w:val="Compact"/>
+            </w:pPr>
+            <w:r>
+              <w:t xml:space="preserve">0.364</w:t>
+            </w:r>
+          </w:p>
+        </w:tc>
+        <w:tc>
+          <w:tcPr/>
+          <w:p>
+            <w:pPr>
+              <w:pStyle w:val="Compact"/>
+            </w:pPr>
+            <w:r>
+              <w:t xml:space="preserve">0.442</w:t>
+            </w:r>
+          </w:p>
+        </w:tc>
+        <w:tc>
+          <w:tcPr/>
+          <w:p>
+            <w:pPr>
+              <w:pStyle w:val="Compact"/>
+            </w:pPr>
+            <w:r>
+              <w:t xml:space="preserve">0.456</w:t>
             </w:r>
           </w:p>
         </w:tc>
@@ -1157,73 +1157,73 @@
               <w:pStyle w:val="Compact"/>
             </w:pPr>
             <w:r>
-              <w:t xml:space="preserve">(0.030)</w:t>
-            </w:r>
-          </w:p>
-        </w:tc>
-        <w:tc>
-          <w:tcPr/>
-          <w:p>
-            <w:pPr>
-              <w:pStyle w:val="Compact"/>
-            </w:pPr>
-            <w:r>
-              <w:t xml:space="preserve">(0.035)</w:t>
-            </w:r>
-          </w:p>
-        </w:tc>
-        <w:tc>
-          <w:tcPr/>
-          <w:p>
-            <w:pPr>
-              <w:pStyle w:val="Compact"/>
-            </w:pPr>
-            <w:r>
-              <w:t xml:space="preserve">(0.080)</w:t>
-            </w:r>
-          </w:p>
-        </w:tc>
-        <w:tc>
-          <w:tcPr/>
-          <w:p>
-            <w:pPr>
-              <w:pStyle w:val="Compact"/>
-            </w:pPr>
-            <w:r>
-              <w:t xml:space="preserve">(0.070)</w:t>
-            </w:r>
-          </w:p>
-        </w:tc>
-        <w:tc>
-          <w:tcPr/>
-          <w:p>
-            <w:pPr>
-              <w:pStyle w:val="Compact"/>
-            </w:pPr>
-            <w:r>
-              <w:t xml:space="preserve">(0.052)</w:t>
-            </w:r>
-          </w:p>
-        </w:tc>
-        <w:tc>
-          <w:tcPr/>
-          <w:p>
-            <w:pPr>
-              <w:pStyle w:val="Compact"/>
-            </w:pPr>
-            <w:r>
-              <w:t xml:space="preserve">(0.046)</w:t>
-            </w:r>
-          </w:p>
-        </w:tc>
-        <w:tc>
-          <w:tcPr/>
-          <w:p>
-            <w:pPr>
-              <w:pStyle w:val="Compact"/>
-            </w:pPr>
-            <w:r>
-              <w:t xml:space="preserve">(0.044)</w:t>
+              <w:t xml:space="preserve">(0.025)</w:t>
+            </w:r>
+          </w:p>
+        </w:tc>
+        <w:tc>
+          <w:tcPr/>
+          <w:p>
+            <w:pPr>
+              <w:pStyle w:val="Compact"/>
+            </w:pPr>
+            <w:r>
+              <w:t xml:space="preserve">(0.026)</w:t>
+            </w:r>
+          </w:p>
+        </w:tc>
+        <w:tc>
+          <w:tcPr/>
+          <w:p>
+            <w:pPr>
+              <w:pStyle w:val="Compact"/>
+            </w:pPr>
+            <w:r>
+              <w:t xml:space="preserve">(0.042)</w:t>
+            </w:r>
+          </w:p>
+        </w:tc>
+        <w:tc>
+          <w:tcPr/>
+          <w:p>
+            <w:pPr>
+              <w:pStyle w:val="Compact"/>
+            </w:pPr>
+            <w:r>
+              <w:t xml:space="preserve">(0.042)</w:t>
+            </w:r>
+          </w:p>
+        </w:tc>
+        <w:tc>
+          <w:tcPr/>
+          <w:p>
+            <w:pPr>
+              <w:pStyle w:val="Compact"/>
+            </w:pPr>
+            <w:r>
+              <w:t xml:space="preserve">(0.034)</w:t>
+            </w:r>
+          </w:p>
+        </w:tc>
+        <w:tc>
+          <w:tcPr/>
+          <w:p>
+            <w:pPr>
+              <w:pStyle w:val="Compact"/>
+            </w:pPr>
+            <w:r>
+              <w:t xml:space="preserve">(0.032)</w:t>
+            </w:r>
+          </w:p>
+        </w:tc>
+        <w:tc>
+          <w:tcPr/>
+          <w:p>
+            <w:pPr>
+              <w:pStyle w:val="Compact"/>
+            </w:pPr>
+            <w:r>
+              <w:t xml:space="preserve">(0.027)</w:t>
             </w:r>
           </w:p>
         </w:tc>
@@ -1247,73 +1247,73 @@
               <w:pStyle w:val="Compact"/>
             </w:pPr>
             <w:r>
-              <w:t xml:space="preserve">-0.003</w:t>
-            </w:r>
-          </w:p>
-        </w:tc>
-        <w:tc>
-          <w:tcPr/>
-          <w:p>
-            <w:pPr>
-              <w:pStyle w:val="Compact"/>
-            </w:pPr>
-            <w:r>
-              <w:t xml:space="preserve">-0.009</w:t>
-            </w:r>
-          </w:p>
-        </w:tc>
-        <w:tc>
-          <w:tcPr/>
-          <w:p>
-            <w:pPr>
-              <w:pStyle w:val="Compact"/>
-            </w:pPr>
-            <w:r>
-              <w:t xml:space="preserve">0.373</w:t>
-            </w:r>
-          </w:p>
-        </w:tc>
-        <w:tc>
-          <w:tcPr/>
-          <w:p>
-            <w:pPr>
-              <w:pStyle w:val="Compact"/>
-            </w:pPr>
-            <w:r>
-              <w:t xml:space="preserve">-0.097</w:t>
-            </w:r>
-          </w:p>
-        </w:tc>
-        <w:tc>
-          <w:tcPr/>
-          <w:p>
-            <w:pPr>
-              <w:pStyle w:val="Compact"/>
-            </w:pPr>
-            <w:r>
-              <w:t xml:space="preserve">-0.127</w:t>
-            </w:r>
-          </w:p>
-        </w:tc>
-        <w:tc>
-          <w:tcPr/>
-          <w:p>
-            <w:pPr>
-              <w:pStyle w:val="Compact"/>
-            </w:pPr>
-            <w:r>
-              <w:t xml:space="preserve">-0.113</w:t>
-            </w:r>
-          </w:p>
-        </w:tc>
-        <w:tc>
-          <w:tcPr/>
-          <w:p>
-            <w:pPr>
-              <w:pStyle w:val="Compact"/>
-            </w:pPr>
-            <w:r>
-              <w:t xml:space="preserve">0.076</w:t>
+              <w:t xml:space="preserve">0.218</w:t>
+            </w:r>
+          </w:p>
+        </w:tc>
+        <w:tc>
+          <w:tcPr/>
+          <w:p>
+            <w:pPr>
+              <w:pStyle w:val="Compact"/>
+            </w:pPr>
+            <w:r>
+              <w:t xml:space="preserve">0.240</w:t>
+            </w:r>
+          </w:p>
+        </w:tc>
+        <w:tc>
+          <w:tcPr/>
+          <w:p>
+            <w:pPr>
+              <w:pStyle w:val="Compact"/>
+            </w:pPr>
+            <w:r>
+              <w:t xml:space="preserve">0.238</w:t>
+            </w:r>
+          </w:p>
+        </w:tc>
+        <w:tc>
+          <w:tcPr/>
+          <w:p>
+            <w:pPr>
+              <w:pStyle w:val="Compact"/>
+            </w:pPr>
+            <w:r>
+              <w:t xml:space="preserve">0.290</w:t>
+            </w:r>
+          </w:p>
+        </w:tc>
+        <w:tc>
+          <w:tcPr/>
+          <w:p>
+            <w:pPr>
+              <w:pStyle w:val="Compact"/>
+            </w:pPr>
+            <w:r>
+              <w:t xml:space="preserve">0.243</w:t>
+            </w:r>
+          </w:p>
+        </w:tc>
+        <w:tc>
+          <w:tcPr/>
+          <w:p>
+            <w:pPr>
+              <w:pStyle w:val="Compact"/>
+            </w:pPr>
+            <w:r>
+              <w:t xml:space="preserve">0.261</w:t>
+            </w:r>
+          </w:p>
+        </w:tc>
+        <w:tc>
+          <w:tcPr/>
+          <w:p>
+            <w:pPr>
+              <w:pStyle w:val="Compact"/>
+            </w:pPr>
+            <w:r>
+              <w:t xml:space="preserve">0.113</w:t>
             </w:r>
           </w:p>
         </w:tc>
@@ -1334,7 +1334,18 @@
               <w:pStyle w:val="Compact"/>
             </w:pPr>
             <w:r>
-              <w:t xml:space="preserve">(0.111)</w:t>
+              <w:t xml:space="preserve">(0.037)</w:t>
+            </w:r>
+          </w:p>
+        </w:tc>
+        <w:tc>
+          <w:tcPr/>
+          <w:p>
+            <w:pPr>
+              <w:pStyle w:val="Compact"/>
+            </w:pPr>
+            <w:r>
+              <w:t xml:space="preserve">(0.046)</w:t>
             </w:r>
           </w:p>
         </w:tc>
@@ -1356,51 +1367,40 @@
               <w:pStyle w:val="Compact"/>
             </w:pPr>
             <w:r>
-              <w:t xml:space="preserve">(0.103)</w:t>
-            </w:r>
-          </w:p>
-        </w:tc>
-        <w:tc>
-          <w:tcPr/>
-          <w:p>
-            <w:pPr>
-              <w:pStyle w:val="Compact"/>
-            </w:pPr>
-            <w:r>
-              <w:t xml:space="preserve">(0.031)</w:t>
-            </w:r>
-          </w:p>
-        </w:tc>
-        <w:tc>
-          <w:tcPr/>
-          <w:p>
-            <w:pPr>
-              <w:pStyle w:val="Compact"/>
-            </w:pPr>
-            <w:r>
-              <w:t xml:space="preserve">(0.112)</w:t>
-            </w:r>
-          </w:p>
-        </w:tc>
-        <w:tc>
-          <w:tcPr/>
-          <w:p>
-            <w:pPr>
-              <w:pStyle w:val="Compact"/>
-            </w:pPr>
-            <w:r>
-              <w:t xml:space="preserve">(0.081)</w:t>
-            </w:r>
-          </w:p>
-        </w:tc>
-        <w:tc>
-          <w:tcPr/>
-          <w:p>
-            <w:pPr>
-              <w:pStyle w:val="Compact"/>
-            </w:pPr>
-            <w:r>
-              <w:t xml:space="preserve">(0.249)</w:t>
+              <w:t xml:space="preserve">(0.104)</w:t>
+            </w:r>
+          </w:p>
+        </w:tc>
+        <w:tc>
+          <w:tcPr/>
+          <w:p>
+            <w:pPr>
+              <w:pStyle w:val="Compact"/>
+            </w:pPr>
+            <w:r>
+              <w:t xml:space="preserve">(0.058)</w:t>
+            </w:r>
+          </w:p>
+        </w:tc>
+        <w:tc>
+          <w:tcPr/>
+          <w:p>
+            <w:pPr>
+              <w:pStyle w:val="Compact"/>
+            </w:pPr>
+            <w:r>
+              <w:t xml:space="preserve">(0.042)</w:t>
+            </w:r>
+          </w:p>
+        </w:tc>
+        <w:tc>
+          <w:tcPr/>
+          <w:p>
+            <w:pPr>
+              <w:pStyle w:val="Compact"/>
+            </w:pPr>
+            <w:r>
+              <w:t xml:space="preserve">(0.023)</w:t>
             </w:r>
           </w:p>
         </w:tc>
@@ -1424,73 +1424,73 @@
               <w:pStyle w:val="Compact"/>
             </w:pPr>
             <w:r>
-              <w:t xml:space="preserve">-0.003</w:t>
-            </w:r>
-          </w:p>
-        </w:tc>
-        <w:tc>
-          <w:tcPr/>
-          <w:p>
-            <w:pPr>
-              <w:pStyle w:val="Compact"/>
-            </w:pPr>
-            <w:r>
-              <w:t xml:space="preserve">-0.017</w:t>
-            </w:r>
-          </w:p>
-        </w:tc>
-        <w:tc>
-          <w:tcPr/>
-          <w:p>
-            <w:pPr>
-              <w:pStyle w:val="Compact"/>
-            </w:pPr>
-            <w:r>
-              <w:t xml:space="preserve">0.396</w:t>
-            </w:r>
-          </w:p>
-        </w:tc>
-        <w:tc>
-          <w:tcPr/>
-          <w:p>
-            <w:pPr>
-              <w:pStyle w:val="Compact"/>
-            </w:pPr>
-            <w:r>
-              <w:t xml:space="preserve">-0.189</w:t>
-            </w:r>
-          </w:p>
-        </w:tc>
-        <w:tc>
-          <w:tcPr/>
-          <w:p>
-            <w:pPr>
-              <w:pStyle w:val="Compact"/>
-            </w:pPr>
-            <w:r>
-              <w:t xml:space="preserve">-0.134</w:t>
-            </w:r>
-          </w:p>
-        </w:tc>
-        <w:tc>
-          <w:tcPr/>
-          <w:p>
-            <w:pPr>
-              <w:pStyle w:val="Compact"/>
-            </w:pPr>
-            <w:r>
-              <w:t xml:space="preserve">-0.013</w:t>
-            </w:r>
-          </w:p>
-        </w:tc>
-        <w:tc>
-          <w:tcPr/>
-          <w:p>
-            <w:pPr>
-              <w:pStyle w:val="Compact"/>
-            </w:pPr>
-            <w:r>
-              <w:t xml:space="preserve">0.035</w:t>
+              <w:t xml:space="preserve">0.193</w:t>
+            </w:r>
+          </w:p>
+        </w:tc>
+        <w:tc>
+          <w:tcPr/>
+          <w:p>
+            <w:pPr>
+              <w:pStyle w:val="Compact"/>
+            </w:pPr>
+            <w:r>
+              <w:t xml:space="preserve">0.202</w:t>
+            </w:r>
+          </w:p>
+        </w:tc>
+        <w:tc>
+          <w:tcPr/>
+          <w:p>
+            <w:pPr>
+              <w:pStyle w:val="Compact"/>
+            </w:pPr>
+            <w:r>
+              <w:t xml:space="preserve">0.199</w:t>
+            </w:r>
+          </w:p>
+        </w:tc>
+        <w:tc>
+          <w:tcPr/>
+          <w:p>
+            <w:pPr>
+              <w:pStyle w:val="Compact"/>
+            </w:pPr>
+            <w:r>
+              <w:t xml:space="preserve">0.216</w:t>
+            </w:r>
+          </w:p>
+        </w:tc>
+        <w:tc>
+          <w:tcPr/>
+          <w:p>
+            <w:pPr>
+              <w:pStyle w:val="Compact"/>
+            </w:pPr>
+            <w:r>
+              <w:t xml:space="preserve">0.225</w:t>
+            </w:r>
+          </w:p>
+        </w:tc>
+        <w:tc>
+          <w:tcPr/>
+          <w:p>
+            <w:pPr>
+              <w:pStyle w:val="Compact"/>
+            </w:pPr>
+            <w:r>
+              <w:t xml:space="preserve">0.272</w:t>
+            </w:r>
+          </w:p>
+        </w:tc>
+        <w:tc>
+          <w:tcPr/>
+          <w:p>
+            <w:pPr>
+              <w:pStyle w:val="Compact"/>
+            </w:pPr>
+            <w:r>
+              <w:t xml:space="preserve">0.110</w:t>
             </w:r>
           </w:p>
         </w:tc>
@@ -1511,73 +1511,73 @@
               <w:pStyle w:val="Compact"/>
             </w:pPr>
             <w:r>
-              <w:t xml:space="preserve">(0.104)</w:t>
-            </w:r>
-          </w:p>
-        </w:tc>
-        <w:tc>
-          <w:tcPr/>
-          <w:p>
-            <w:pPr>
-              <w:pStyle w:val="Compact"/>
-            </w:pPr>
-            <w:r>
-              <w:t xml:space="preserve">(0.069)</w:t>
-            </w:r>
-          </w:p>
-        </w:tc>
-        <w:tc>
-          <w:tcPr/>
-          <w:p>
-            <w:pPr>
-              <w:pStyle w:val="Compact"/>
-            </w:pPr>
-            <w:r>
-              <w:t xml:space="preserve">(0.095)</w:t>
-            </w:r>
-          </w:p>
-        </w:tc>
-        <w:tc>
-          <w:tcPr/>
-          <w:p>
-            <w:pPr>
-              <w:pStyle w:val="Compact"/>
-            </w:pPr>
-            <w:r>
-              <w:t xml:space="preserve">(0.044)</w:t>
-            </w:r>
-          </w:p>
-        </w:tc>
-        <w:tc>
-          <w:tcPr/>
-          <w:p>
-            <w:pPr>
-              <w:pStyle w:val="Compact"/>
-            </w:pPr>
-            <w:r>
-              <w:t xml:space="preserve">(0.094)</w:t>
-            </w:r>
-          </w:p>
-        </w:tc>
-        <w:tc>
-          <w:tcPr/>
-          <w:p>
-            <w:pPr>
-              <w:pStyle w:val="Compact"/>
-            </w:pPr>
-            <w:r>
-              <w:t xml:space="preserve">(0.063)</w:t>
-            </w:r>
-          </w:p>
-        </w:tc>
-        <w:tc>
-          <w:tcPr/>
-          <w:p>
-            <w:pPr>
-              <w:pStyle w:val="Compact"/>
-            </w:pPr>
-            <w:r>
-              <w:t xml:space="preserve">(0.250)</w:t>
+              <w:t xml:space="preserve">(0.042)</w:t>
+            </w:r>
+          </w:p>
+        </w:tc>
+        <w:tc>
+          <w:tcPr/>
+          <w:p>
+            <w:pPr>
+              <w:pStyle w:val="Compact"/>
+            </w:pPr>
+            <w:r>
+              <w:t xml:space="preserve">(0.043)</w:t>
+            </w:r>
+          </w:p>
+        </w:tc>
+        <w:tc>
+          <w:tcPr/>
+          <w:p>
+            <w:pPr>
+              <w:pStyle w:val="Compact"/>
+            </w:pPr>
+            <w:r>
+              <w:t xml:space="preserve">(0.085)</w:t>
+            </w:r>
+          </w:p>
+        </w:tc>
+        <w:tc>
+          <w:tcPr/>
+          <w:p>
+            <w:pPr>
+              <w:pStyle w:val="Compact"/>
+            </w:pPr>
+            <w:r>
+              <w:t xml:space="preserve">(0.107)</w:t>
+            </w:r>
+          </w:p>
+        </w:tc>
+        <w:tc>
+          <w:tcPr/>
+          <w:p>
+            <w:pPr>
+              <w:pStyle w:val="Compact"/>
+            </w:pPr>
+            <w:r>
+              <w:t xml:space="preserve">(0.046)</w:t>
+            </w:r>
+          </w:p>
+        </w:tc>
+        <w:tc>
+          <w:tcPr/>
+          <w:p>
+            <w:pPr>
+              <w:pStyle w:val="Compact"/>
+            </w:pPr>
+            <w:r>
+              <w:t xml:space="preserve">(0.048)</w:t>
+            </w:r>
+          </w:p>
+        </w:tc>
+        <w:tc>
+          <w:tcPr/>
+          <w:p>
+            <w:pPr>
+              <w:pStyle w:val="Compact"/>
+            </w:pPr>
+            <w:r>
+              <w:t xml:space="preserve">(0.037)</w:t>
             </w:r>
           </w:p>
         </w:tc>
@@ -1601,73 +1601,73 @@
               <w:pStyle w:val="Compact"/>
             </w:pPr>
             <w:r>
-              <w:t xml:space="preserve">0.026</w:t>
-            </w:r>
-          </w:p>
-        </w:tc>
-        <w:tc>
-          <w:tcPr/>
-          <w:p>
-            <w:pPr>
-              <w:pStyle w:val="Compact"/>
-            </w:pPr>
-            <w:r>
-              <w:t xml:space="preserve">0.025</w:t>
-            </w:r>
-          </w:p>
-        </w:tc>
-        <w:tc>
-          <w:tcPr/>
-          <w:p>
-            <w:pPr>
-              <w:pStyle w:val="Compact"/>
-            </w:pPr>
-            <w:r>
-              <w:t xml:space="preserve">0.358</w:t>
-            </w:r>
-          </w:p>
-        </w:tc>
-        <w:tc>
-          <w:tcPr/>
-          <w:p>
-            <w:pPr>
-              <w:pStyle w:val="Compact"/>
-            </w:pPr>
-            <w:r>
-              <w:t xml:space="preserve">-0.128</w:t>
-            </w:r>
-          </w:p>
-        </w:tc>
-        <w:tc>
-          <w:tcPr/>
-          <w:p>
-            <w:pPr>
-              <w:pStyle w:val="Compact"/>
-            </w:pPr>
-            <w:r>
-              <w:t xml:space="preserve">-0.063</w:t>
-            </w:r>
-          </w:p>
-        </w:tc>
-        <w:tc>
-          <w:tcPr/>
-          <w:p>
-            <w:pPr>
-              <w:pStyle w:val="Compact"/>
-            </w:pPr>
-            <w:r>
-              <w:t xml:space="preserve">-0.016</w:t>
-            </w:r>
-          </w:p>
-        </w:tc>
-        <w:tc>
-          <w:tcPr/>
-          <w:p>
-            <w:pPr>
-              <w:pStyle w:val="Compact"/>
-            </w:pPr>
-            <w:r>
-              <w:t xml:space="preserve">0.069</w:t>
+              <w:t xml:space="preserve">0.254</w:t>
+            </w:r>
+          </w:p>
+        </w:tc>
+        <w:tc>
+          <w:tcPr/>
+          <w:p>
+            <w:pPr>
+              <w:pStyle w:val="Compact"/>
+            </w:pPr>
+            <w:r>
+              <w:t xml:space="preserve">0.283</w:t>
+            </w:r>
+          </w:p>
+        </w:tc>
+        <w:tc>
+          <w:tcPr/>
+          <w:p>
+            <w:pPr>
+              <w:pStyle w:val="Compact"/>
+            </w:pPr>
+            <w:r>
+              <w:t xml:space="preserve">0.196</w:t>
+            </w:r>
+          </w:p>
+        </w:tc>
+        <w:tc>
+          <w:tcPr/>
+          <w:p>
+            <w:pPr>
+              <w:pStyle w:val="Compact"/>
+            </w:pPr>
+            <w:r>
+              <w:t xml:space="preserve">0.282</w:t>
+            </w:r>
+          </w:p>
+        </w:tc>
+        <w:tc>
+          <w:tcPr/>
+          <w:p>
+            <w:pPr>
+              <w:pStyle w:val="Compact"/>
+            </w:pPr>
+            <w:r>
+              <w:t xml:space="preserve">0.311</w:t>
+            </w:r>
+          </w:p>
+        </w:tc>
+        <w:tc>
+          <w:tcPr/>
+          <w:p>
+            <w:pPr>
+              <w:pStyle w:val="Compact"/>
+            </w:pPr>
+            <w:r>
+              <w:t xml:space="preserve">0.320</w:t>
+            </w:r>
+          </w:p>
+        </w:tc>
+        <w:tc>
+          <w:tcPr/>
+          <w:p>
+            <w:pPr>
+              <w:pStyle w:val="Compact"/>
+            </w:pPr>
+            <w:r>
+              <w:t xml:space="preserve">0.177</w:t>
             </w:r>
           </w:p>
         </w:tc>
@@ -1688,73 +1688,73 @@
               <w:pStyle w:val="Compact"/>
             </w:pPr>
             <w:r>
-              <w:t xml:space="preserve">(0.104)</w:t>
-            </w:r>
-          </w:p>
-        </w:tc>
-        <w:tc>
-          <w:tcPr/>
-          <w:p>
-            <w:pPr>
-              <w:pStyle w:val="Compact"/>
-            </w:pPr>
-            <w:r>
-              <w:t xml:space="preserve">(0.071)</w:t>
-            </w:r>
-          </w:p>
-        </w:tc>
-        <w:tc>
-          <w:tcPr/>
-          <w:p>
-            <w:pPr>
-              <w:pStyle w:val="Compact"/>
-            </w:pPr>
-            <w:r>
-              <w:t xml:space="preserve">(0.096)</w:t>
-            </w:r>
-          </w:p>
-        </w:tc>
-        <w:tc>
-          <w:tcPr/>
-          <w:p>
-            <w:pPr>
-              <w:pStyle w:val="Compact"/>
-            </w:pPr>
-            <w:r>
-              <w:t xml:space="preserve">(0.027)</w:t>
-            </w:r>
-          </w:p>
-        </w:tc>
-        <w:tc>
-          <w:tcPr/>
-          <w:p>
-            <w:pPr>
-              <w:pStyle w:val="Compact"/>
-            </w:pPr>
-            <w:r>
-              <w:t xml:space="preserve">(0.091)</w:t>
-            </w:r>
-          </w:p>
-        </w:tc>
-        <w:tc>
-          <w:tcPr/>
-          <w:p>
-            <w:pPr>
-              <w:pStyle w:val="Compact"/>
-            </w:pPr>
-            <w:r>
-              <w:t xml:space="preserve">(0.076)</w:t>
-            </w:r>
-          </w:p>
-        </w:tc>
-        <w:tc>
-          <w:tcPr/>
-          <w:p>
-            <w:pPr>
-              <w:pStyle w:val="Compact"/>
-            </w:pPr>
-            <w:r>
-              <w:t xml:space="preserve">(0.250)</w:t>
+              <w:t xml:space="preserve">(0.033)</w:t>
+            </w:r>
+          </w:p>
+        </w:tc>
+        <w:tc>
+          <w:tcPr/>
+          <w:p>
+            <w:pPr>
+              <w:pStyle w:val="Compact"/>
+            </w:pPr>
+            <w:r>
+              <w:t xml:space="preserve">(0.039)</w:t>
+            </w:r>
+          </w:p>
+        </w:tc>
+        <w:tc>
+          <w:tcPr/>
+          <w:p>
+            <w:pPr>
+              <w:pStyle w:val="Compact"/>
+            </w:pPr>
+            <w:r>
+              <w:t xml:space="preserve">(0.077)</w:t>
+            </w:r>
+          </w:p>
+        </w:tc>
+        <w:tc>
+          <w:tcPr/>
+          <w:p>
+            <w:pPr>
+              <w:pStyle w:val="Compact"/>
+            </w:pPr>
+            <w:r>
+              <w:t xml:space="preserve">(0.097)</w:t>
+            </w:r>
+          </w:p>
+        </w:tc>
+        <w:tc>
+          <w:tcPr/>
+          <w:p>
+            <w:pPr>
+              <w:pStyle w:val="Compact"/>
+            </w:pPr>
+            <w:r>
+              <w:t xml:space="preserve">(0.033)</w:t>
+            </w:r>
+          </w:p>
+        </w:tc>
+        <w:tc>
+          <w:tcPr/>
+          <w:p>
+            <w:pPr>
+              <w:pStyle w:val="Compact"/>
+            </w:pPr>
+            <w:r>
+              <w:t xml:space="preserve">(0.041)</w:t>
+            </w:r>
+          </w:p>
+        </w:tc>
+        <w:tc>
+          <w:tcPr/>
+          <w:p>
+            <w:pPr>
+              <w:pStyle w:val="Compact"/>
+            </w:pPr>
+            <w:r>
+              <w:t xml:space="preserve">(0.054)</w:t>
             </w:r>
           </w:p>
         </w:tc>
@@ -1778,73 +1778,73 @@
               <w:pStyle w:val="Compact"/>
             </w:pPr>
             <w:r>
-              <w:t xml:space="preserve">-0.015</w:t>
-            </w:r>
-          </w:p>
-        </w:tc>
-        <w:tc>
-          <w:tcPr/>
-          <w:p>
-            <w:pPr>
-              <w:pStyle w:val="Compact"/>
-            </w:pPr>
-            <w:r>
-              <w:t xml:space="preserve">-0.060</w:t>
-            </w:r>
-          </w:p>
-        </w:tc>
-        <w:tc>
-          <w:tcPr/>
-          <w:p>
-            <w:pPr>
-              <w:pStyle w:val="Compact"/>
-            </w:pPr>
-            <w:r>
-              <w:t xml:space="preserve">0.345</w:t>
-            </w:r>
-          </w:p>
-        </w:tc>
-        <w:tc>
-          <w:tcPr/>
-          <w:p>
-            <w:pPr>
-              <w:pStyle w:val="Compact"/>
-            </w:pPr>
-            <w:r>
-              <w:t xml:space="preserve">-0.133</w:t>
-            </w:r>
-          </w:p>
-        </w:tc>
-        <w:tc>
-          <w:tcPr/>
-          <w:p>
-            <w:pPr>
-              <w:pStyle w:val="Compact"/>
-            </w:pPr>
-            <w:r>
-              <w:t xml:space="preserve">-0.127</w:t>
-            </w:r>
-          </w:p>
-        </w:tc>
-        <w:tc>
-          <w:tcPr/>
-          <w:p>
-            <w:pPr>
-              <w:pStyle w:val="Compact"/>
-            </w:pPr>
-            <w:r>
-              <w:t xml:space="preserve">-0.084</w:t>
-            </w:r>
-          </w:p>
-        </w:tc>
-        <w:tc>
-          <w:tcPr/>
-          <w:p>
-            <w:pPr>
-              <w:pStyle w:val="Compact"/>
-            </w:pPr>
-            <w:r>
-              <w:t xml:space="preserve">0.017</w:t>
+              <w:t xml:space="preserve">0.207</w:t>
+            </w:r>
+          </w:p>
+        </w:tc>
+        <w:tc>
+          <w:tcPr/>
+          <w:p>
+            <w:pPr>
+              <w:pStyle w:val="Compact"/>
+            </w:pPr>
+            <w:r>
+              <w:t xml:space="preserve">0.201</w:t>
+            </w:r>
+          </w:p>
+        </w:tc>
+        <w:tc>
+          <w:tcPr/>
+          <w:p>
+            <w:pPr>
+              <w:pStyle w:val="Compact"/>
+            </w:pPr>
+            <w:r>
+              <w:t xml:space="preserve">0.217</w:t>
+            </w:r>
+          </w:p>
+        </w:tc>
+        <w:tc>
+          <w:tcPr/>
+          <w:p>
+            <w:pPr>
+              <w:pStyle w:val="Compact"/>
+            </w:pPr>
+            <w:r>
+              <w:t xml:space="preserve">0.281</w:t>
+            </w:r>
+          </w:p>
+        </w:tc>
+        <w:tc>
+          <w:tcPr/>
+          <w:p>
+            <w:pPr>
+              <w:pStyle w:val="Compact"/>
+            </w:pPr>
+            <w:r>
+              <w:t xml:space="preserve">0.235</w:t>
+            </w:r>
+          </w:p>
+        </w:tc>
+        <w:tc>
+          <w:tcPr/>
+          <w:p>
+            <w:pPr>
+              <w:pStyle w:val="Compact"/>
+            </w:pPr>
+            <w:r>
+              <w:t xml:space="preserve">0.255</w:t>
+            </w:r>
+          </w:p>
+        </w:tc>
+        <w:tc>
+          <w:tcPr/>
+          <w:p>
+            <w:pPr>
+              <w:pStyle w:val="Compact"/>
+            </w:pPr>
+            <w:r>
+              <w:t xml:space="preserve">0.096</w:t>
             </w:r>
           </w:p>
         </w:tc>
@@ -1865,73 +1865,73 @@
               <w:pStyle w:val="Compact"/>
             </w:pPr>
             <w:r>
-              <w:t xml:space="preserve">(0.108)</w:t>
-            </w:r>
-          </w:p>
-        </w:tc>
-        <w:tc>
-          <w:tcPr/>
-          <w:p>
-            <w:pPr>
-              <w:pStyle w:val="Compact"/>
-            </w:pPr>
-            <w:r>
-              <w:t xml:space="preserve">(0.073)</w:t>
-            </w:r>
-          </w:p>
-        </w:tc>
-        <w:tc>
-          <w:tcPr/>
-          <w:p>
-            <w:pPr>
-              <w:pStyle w:val="Compact"/>
-            </w:pPr>
-            <w:r>
-              <w:t xml:space="preserve">(0.089)</w:t>
-            </w:r>
-          </w:p>
-        </w:tc>
-        <w:tc>
-          <w:tcPr/>
-          <w:p>
-            <w:pPr>
-              <w:pStyle w:val="Compact"/>
-            </w:pPr>
-            <w:r>
-              <w:t xml:space="preserve">(0.033)</w:t>
-            </w:r>
-          </w:p>
-        </w:tc>
-        <w:tc>
-          <w:tcPr/>
-          <w:p>
-            <w:pPr>
-              <w:pStyle w:val="Compact"/>
-            </w:pPr>
-            <w:r>
-              <w:t xml:space="preserve">(0.104)</w:t>
-            </w:r>
-          </w:p>
-        </w:tc>
-        <w:tc>
-          <w:tcPr/>
-          <w:p>
-            <w:pPr>
-              <w:pStyle w:val="Compact"/>
-            </w:pPr>
-            <w:r>
-              <w:t xml:space="preserve">(0.074)</w:t>
-            </w:r>
-          </w:p>
-        </w:tc>
-        <w:tc>
-          <w:tcPr/>
-          <w:p>
-            <w:pPr>
-              <w:pStyle w:val="Compact"/>
-            </w:pPr>
-            <w:r>
-              <w:t xml:space="preserve">(0.252)</w:t>
+              <w:t xml:space="preserve">(0.036)</w:t>
+            </w:r>
+          </w:p>
+        </w:tc>
+        <w:tc>
+          <w:tcPr/>
+          <w:p>
+            <w:pPr>
+              <w:pStyle w:val="Compact"/>
+            </w:pPr>
+            <w:r>
+              <w:t xml:space="preserve">(0.038)</w:t>
+            </w:r>
+          </w:p>
+        </w:tc>
+        <w:tc>
+          <w:tcPr/>
+          <w:p>
+            <w:pPr>
+              <w:pStyle w:val="Compact"/>
+            </w:pPr>
+            <w:r>
+              <w:t xml:space="preserve">(0.097)</w:t>
+            </w:r>
+          </w:p>
+        </w:tc>
+        <w:tc>
+          <w:tcPr/>
+          <w:p>
+            <w:pPr>
+              <w:pStyle w:val="Compact"/>
+            </w:pPr>
+            <w:r>
+              <w:t xml:space="preserve">(0.111)</w:t>
+            </w:r>
+          </w:p>
+        </w:tc>
+        <w:tc>
+          <w:tcPr/>
+          <w:p>
+            <w:pPr>
+              <w:pStyle w:val="Compact"/>
+            </w:pPr>
+            <w:r>
+              <w:t xml:space="preserve">(0.043)</w:t>
+            </w:r>
+          </w:p>
+        </w:tc>
+        <w:tc>
+          <w:tcPr/>
+          <w:p>
+            <w:pPr>
+              <w:pStyle w:val="Compact"/>
+            </w:pPr>
+            <w:r>
+              <w:t xml:space="preserve">(0.040)</w:t>
+            </w:r>
+          </w:p>
+        </w:tc>
+        <w:tc>
+          <w:tcPr/>
+          <w:p>
+            <w:pPr>
+              <w:pStyle w:val="Compact"/>
+            </w:pPr>
+            <w:r>
+              <w:t xml:space="preserve">(0.020)</w:t>
             </w:r>
           </w:p>
         </w:tc>
@@ -1955,73 +1955,73 @@
               <w:pStyle w:val="Compact"/>
             </w:pPr>
             <w:r>
-              <w:t xml:space="preserve">3716</w:t>
-            </w:r>
-          </w:p>
-        </w:tc>
-        <w:tc>
-          <w:tcPr/>
-          <w:p>
-            <w:pPr>
-              <w:pStyle w:val="Compact"/>
-            </w:pPr>
-            <w:r>
-              <w:t xml:space="preserve">3716</w:t>
-            </w:r>
-          </w:p>
-        </w:tc>
-        <w:tc>
-          <w:tcPr/>
-          <w:p>
-            <w:pPr>
-              <w:pStyle w:val="Compact"/>
-            </w:pPr>
-            <w:r>
-              <w:t xml:space="preserve">596</w:t>
-            </w:r>
-          </w:p>
-        </w:tc>
-        <w:tc>
-          <w:tcPr/>
-          <w:p>
-            <w:pPr>
-              <w:pStyle w:val="Compact"/>
-            </w:pPr>
-            <w:r>
-              <w:t xml:space="preserve">837</w:t>
-            </w:r>
-          </w:p>
-        </w:tc>
-        <w:tc>
-          <w:tcPr/>
-          <w:p>
-            <w:pPr>
-              <w:pStyle w:val="Compact"/>
-            </w:pPr>
-            <w:r>
-              <w:t xml:space="preserve">888</w:t>
-            </w:r>
-          </w:p>
-        </w:tc>
-        <w:tc>
-          <w:tcPr/>
-          <w:p>
-            <w:pPr>
-              <w:pStyle w:val="Compact"/>
-            </w:pPr>
-            <w:r>
-              <w:t xml:space="preserve">917</w:t>
-            </w:r>
-          </w:p>
-        </w:tc>
-        <w:tc>
-          <w:tcPr/>
-          <w:p>
-            <w:pPr>
-              <w:pStyle w:val="Compact"/>
-            </w:pPr>
-            <w:r>
-              <w:t xml:space="preserve">478</w:t>
+              <w:t xml:space="preserve">15053</w:t>
+            </w:r>
+          </w:p>
+        </w:tc>
+        <w:tc>
+          <w:tcPr/>
+          <w:p>
+            <w:pPr>
+              <w:pStyle w:val="Compact"/>
+            </w:pPr>
+            <w:r>
+              <w:t xml:space="preserve">15053</w:t>
+            </w:r>
+          </w:p>
+        </w:tc>
+        <w:tc>
+          <w:tcPr/>
+          <w:p>
+            <w:pPr>
+              <w:pStyle w:val="Compact"/>
+            </w:pPr>
+            <w:r>
+              <w:t xml:space="preserve">2541</w:t>
+            </w:r>
+          </w:p>
+        </w:tc>
+        <w:tc>
+          <w:tcPr/>
+          <w:p>
+            <w:pPr>
+              <w:pStyle w:val="Compact"/>
+            </w:pPr>
+            <w:r>
+              <w:t xml:space="preserve">2840</w:t>
+            </w:r>
+          </w:p>
+        </w:tc>
+        <w:tc>
+          <w:tcPr/>
+          <w:p>
+            <w:pPr>
+              <w:pStyle w:val="Compact"/>
+            </w:pPr>
+            <w:r>
+              <w:t xml:space="preserve">3104</w:t>
+            </w:r>
+          </w:p>
+        </w:tc>
+        <w:tc>
+          <w:tcPr/>
+          <w:p>
+            <w:pPr>
+              <w:pStyle w:val="Compact"/>
+            </w:pPr>
+            <w:r>
+              <w:t xml:space="preserve">3271</w:t>
+            </w:r>
+          </w:p>
+        </w:tc>
+        <w:tc>
+          <w:tcPr/>
+          <w:p>
+            <w:pPr>
+              <w:pStyle w:val="Compact"/>
+            </w:pPr>
+            <w:r>
+              <w:t xml:space="preserve">3297</w:t>
             </w:r>
           </w:p>
         </w:tc>
@@ -2045,73 +2045,73 @@
               <w:pStyle w:val="Compact"/>
             </w:pPr>
             <w:r>
-              <w:t xml:space="preserve">0.047</w:t>
-            </w:r>
-          </w:p>
-        </w:tc>
-        <w:tc>
-          <w:tcPr/>
-          <w:p>
-            <w:pPr>
-              <w:pStyle w:val="Compact"/>
-            </w:pPr>
-            <w:r>
-              <w:t xml:space="preserve">0.034</w:t>
-            </w:r>
-          </w:p>
-        </w:tc>
-        <w:tc>
-          <w:tcPr/>
-          <w:p>
-            <w:pPr>
-              <w:pStyle w:val="Compact"/>
-            </w:pPr>
-            <w:r>
-              <w:t xml:space="preserve">0.053</w:t>
-            </w:r>
-          </w:p>
-        </w:tc>
-        <w:tc>
-          <w:tcPr/>
-          <w:p>
-            <w:pPr>
-              <w:pStyle w:val="Compact"/>
-            </w:pPr>
-            <w:r>
-              <w:t xml:space="preserve">0.020</w:t>
-            </w:r>
-          </w:p>
-        </w:tc>
-        <w:tc>
-          <w:tcPr/>
-          <w:p>
-            <w:pPr>
-              <w:pStyle w:val="Compact"/>
-            </w:pPr>
-            <w:r>
-              <w:t xml:space="preserve">0.014</w:t>
-            </w:r>
-          </w:p>
-        </w:tc>
-        <w:tc>
-          <w:tcPr/>
-          <w:p>
-            <w:pPr>
-              <w:pStyle w:val="Compact"/>
-            </w:pPr>
-            <w:r>
-              <w:t xml:space="preserve">0.031</w:t>
-            </w:r>
-          </w:p>
-        </w:tc>
-        <w:tc>
-          <w:tcPr/>
-          <w:p>
-            <w:pPr>
-              <w:pStyle w:val="Compact"/>
-            </w:pPr>
-            <w:r>
-              <w:t xml:space="preserve">0.034</w:t>
+              <w:t xml:space="preserve">0.337</w:t>
+            </w:r>
+          </w:p>
+        </w:tc>
+        <w:tc>
+          <w:tcPr/>
+          <w:p>
+            <w:pPr>
+              <w:pStyle w:val="Compact"/>
+            </w:pPr>
+            <w:r>
+              <w:t xml:space="preserve">0.297</w:t>
+            </w:r>
+          </w:p>
+        </w:tc>
+        <w:tc>
+          <w:tcPr/>
+          <w:p>
+            <w:pPr>
+              <w:pStyle w:val="Compact"/>
+            </w:pPr>
+            <w:r>
+              <w:t xml:space="preserve">0.086</w:t>
+            </w:r>
+          </w:p>
+        </w:tc>
+        <w:tc>
+          <w:tcPr/>
+          <w:p>
+            <w:pPr>
+              <w:pStyle w:val="Compact"/>
+            </w:pPr>
+            <w:r>
+              <w:t xml:space="preserve">0.097</w:t>
+            </w:r>
+          </w:p>
+        </w:tc>
+        <w:tc>
+          <w:tcPr/>
+          <w:p>
+            <w:pPr>
+              <w:pStyle w:val="Compact"/>
+            </w:pPr>
+            <w:r>
+              <w:t xml:space="preserve">0.169</w:t>
+            </w:r>
+          </w:p>
+        </w:tc>
+        <w:tc>
+          <w:tcPr/>
+          <w:p>
+            <w:pPr>
+              <w:pStyle w:val="Compact"/>
+            </w:pPr>
+            <w:r>
+              <w:t xml:space="preserve">0.266</w:t>
+            </w:r>
+          </w:p>
+        </w:tc>
+        <w:tc>
+          <w:tcPr/>
+          <w:p>
+            <w:pPr>
+              <w:pStyle w:val="Compact"/>
+            </w:pPr>
+            <w:r>
+              <w:t xml:space="preserve">0.336</w:t>
             </w:r>
           </w:p>
         </w:tc>
@@ -2135,73 +2135,73 @@
               <w:pStyle w:val="Compact"/>
             </w:pPr>
             <w:r>
-              <w:t xml:space="preserve">0.044</w:t>
-            </w:r>
-          </w:p>
-        </w:tc>
-        <w:tc>
-          <w:tcPr/>
-          <w:p>
-            <w:pPr>
-              <w:pStyle w:val="Compact"/>
-            </w:pPr>
-            <w:r>
-              <w:t xml:space="preserve">0.032</w:t>
-            </w:r>
-          </w:p>
-        </w:tc>
-        <w:tc>
-          <w:tcPr/>
-          <w:p>
-            <w:pPr>
-              <w:pStyle w:val="Compact"/>
-            </w:pPr>
-            <w:r>
-              <w:t xml:space="preserve">0.043</w:t>
-            </w:r>
-          </w:p>
-        </w:tc>
-        <w:tc>
-          <w:tcPr/>
-          <w:p>
-            <w:pPr>
-              <w:pStyle w:val="Compact"/>
-            </w:pPr>
-            <w:r>
-              <w:t xml:space="preserve">0.013</w:t>
-            </w:r>
-          </w:p>
-        </w:tc>
-        <w:tc>
-          <w:tcPr/>
-          <w:p>
-            <w:pPr>
-              <w:pStyle w:val="Compact"/>
-            </w:pPr>
-            <w:r>
-              <w:t xml:space="preserve">0.008</w:t>
-            </w:r>
-          </w:p>
-        </w:tc>
-        <w:tc>
-          <w:tcPr/>
-          <w:p>
-            <w:pPr>
-              <w:pStyle w:val="Compact"/>
-            </w:pPr>
-            <w:r>
-              <w:t xml:space="preserve">0.024</w:t>
-            </w:r>
-          </w:p>
-        </w:tc>
-        <w:tc>
-          <w:tcPr/>
-          <w:p>
-            <w:pPr>
-              <w:pStyle w:val="Compact"/>
-            </w:pPr>
-            <w:r>
-              <w:t xml:space="preserve">0.022</w:t>
+              <w:t xml:space="preserve">0.337</w:t>
+            </w:r>
+          </w:p>
+        </w:tc>
+        <w:tc>
+          <w:tcPr/>
+          <w:p>
+            <w:pPr>
+              <w:pStyle w:val="Compact"/>
+            </w:pPr>
+            <w:r>
+              <w:t xml:space="preserve">0.296</w:t>
+            </w:r>
+          </w:p>
+        </w:tc>
+        <w:tc>
+          <w:tcPr/>
+          <w:p>
+            <w:pPr>
+              <w:pStyle w:val="Compact"/>
+            </w:pPr>
+            <w:r>
+              <w:t xml:space="preserve">0.083</w:t>
+            </w:r>
+          </w:p>
+        </w:tc>
+        <w:tc>
+          <w:tcPr/>
+          <w:p>
+            <w:pPr>
+              <w:pStyle w:val="Compact"/>
+            </w:pPr>
+            <w:r>
+              <w:t xml:space="preserve">0.095</w:t>
+            </w:r>
+          </w:p>
+        </w:tc>
+        <w:tc>
+          <w:tcPr/>
+          <w:p>
+            <w:pPr>
+              <w:pStyle w:val="Compact"/>
+            </w:pPr>
+            <w:r>
+              <w:t xml:space="preserve">0.167</w:t>
+            </w:r>
+          </w:p>
+        </w:tc>
+        <w:tc>
+          <w:tcPr/>
+          <w:p>
+            <w:pPr>
+              <w:pStyle w:val="Compact"/>
+            </w:pPr>
+            <w:r>
+              <w:t xml:space="preserve">0.265</w:t>
+            </w:r>
+          </w:p>
+        </w:tc>
+        <w:tc>
+          <w:tcPr/>
+          <w:p>
+            <w:pPr>
+              <w:pStyle w:val="Compact"/>
+            </w:pPr>
+            <w:r>
+              <w:t xml:space="preserve">0.335</w:t>
             </w:r>
           </w:p>
         </w:tc>
@@ -2225,73 +2225,73 @@
               <w:pStyle w:val="Compact"/>
             </w:pPr>
             <w:r>
-              <w:t xml:space="preserve">3215.4</w:t>
-            </w:r>
-          </w:p>
-        </w:tc>
-        <w:tc>
-          <w:tcPr/>
-          <w:p>
-            <w:pPr>
-              <w:pStyle w:val="Compact"/>
-            </w:pPr>
-            <w:r>
-              <w:t xml:space="preserve">4732.0</w:t>
-            </w:r>
-          </w:p>
-        </w:tc>
-        <w:tc>
-          <w:tcPr/>
-          <w:p>
-            <w:pPr>
-              <w:pStyle w:val="Compact"/>
-            </w:pPr>
-            <w:r>
-              <w:t xml:space="preserve">285.5</w:t>
-            </w:r>
-          </w:p>
-        </w:tc>
-        <w:tc>
-          <w:tcPr/>
-          <w:p>
-            <w:pPr>
-              <w:pStyle w:val="Compact"/>
-            </w:pPr>
-            <w:r>
-              <w:t xml:space="preserve">607.4</w:t>
-            </w:r>
-          </w:p>
-        </w:tc>
-        <w:tc>
-          <w:tcPr/>
-          <w:p>
-            <w:pPr>
-              <w:pStyle w:val="Compact"/>
-            </w:pPr>
-            <w:r>
-              <w:t xml:space="preserve">704.0</w:t>
-            </w:r>
-          </w:p>
-        </w:tc>
-        <w:tc>
-          <w:tcPr/>
-          <w:p>
-            <w:pPr>
-              <w:pStyle w:val="Compact"/>
-            </w:pPr>
-            <w:r>
-              <w:t xml:space="preserve">907.7</w:t>
-            </w:r>
-          </w:p>
-        </w:tc>
-        <w:tc>
-          <w:tcPr/>
-          <w:p>
-            <w:pPr>
-              <w:pStyle w:val="Compact"/>
-            </w:pPr>
-            <w:r>
-              <w:t xml:space="preserve">627.1</w:t>
+              <w:t xml:space="preserve">14288.4</w:t>
+            </w:r>
+          </w:p>
+        </w:tc>
+        <w:tc>
+          <w:tcPr/>
+          <w:p>
+            <w:pPr>
+              <w:pStyle w:val="Compact"/>
+            </w:pPr>
+            <w:r>
+              <w:t xml:space="preserve">18645.8</w:t>
+            </w:r>
+          </w:p>
+        </w:tc>
+        <w:tc>
+          <w:tcPr/>
+          <w:p>
+            <w:pPr>
+              <w:pStyle w:val="Compact"/>
+            </w:pPr>
+            <w:r>
+              <w:t xml:space="preserve">2056.2</w:t>
+            </w:r>
+          </w:p>
+        </w:tc>
+        <w:tc>
+          <w:tcPr/>
+          <w:p>
+            <w:pPr>
+              <w:pStyle w:val="Compact"/>
+            </w:pPr>
+            <w:r>
+              <w:t xml:space="preserve">2706.3</w:t>
+            </w:r>
+          </w:p>
+        </w:tc>
+        <w:tc>
+          <w:tcPr/>
+          <w:p>
+            <w:pPr>
+              <w:pStyle w:val="Compact"/>
+            </w:pPr>
+            <w:r>
+              <w:t xml:space="preserve">3051.9</w:t>
+            </w:r>
+          </w:p>
+        </w:tc>
+        <w:tc>
+          <w:tcPr/>
+          <w:p>
+            <w:pPr>
+              <w:pStyle w:val="Compact"/>
+            </w:pPr>
+            <w:r>
+              <w:t xml:space="preserve">3456.8</w:t>
+            </w:r>
+          </w:p>
+        </w:tc>
+        <w:tc>
+          <w:tcPr/>
+          <w:p>
+            <w:pPr>
+              <w:pStyle w:val="Compact"/>
+            </w:pPr>
+            <w:r>
+              <w:t xml:space="preserve">2868.6</w:t>
             </w:r>
           </w:p>
         </w:tc>
@@ -2315,73 +2315,73 @@
               <w:pStyle w:val="Compact"/>
             </w:pPr>
             <w:r>
-              <w:t xml:space="preserve">3290.0</w:t>
-            </w:r>
-          </w:p>
-        </w:tc>
-        <w:tc>
-          <w:tcPr/>
-          <w:p>
-            <w:pPr>
-              <w:pStyle w:val="Compact"/>
-            </w:pPr>
-            <w:r>
-              <w:t xml:space="preserve">4806.6</w:t>
-            </w:r>
-          </w:p>
-        </w:tc>
-        <w:tc>
-          <w:tcPr/>
-          <w:p>
-            <w:pPr>
-              <w:pStyle w:val="Compact"/>
-            </w:pPr>
-            <w:r>
-              <w:t xml:space="preserve">320.7</w:t>
-            </w:r>
-          </w:p>
-        </w:tc>
-        <w:tc>
-          <w:tcPr/>
-          <w:p>
-            <w:pPr>
-              <w:pStyle w:val="Compact"/>
-            </w:pPr>
-            <w:r>
-              <w:t xml:space="preserve">645.2</w:t>
-            </w:r>
-          </w:p>
-        </w:tc>
-        <w:tc>
-          <w:tcPr/>
-          <w:p>
-            <w:pPr>
-              <w:pStyle w:val="Compact"/>
-            </w:pPr>
-            <w:r>
-              <w:t xml:space="preserve">742.3</w:t>
-            </w:r>
-          </w:p>
-        </w:tc>
-        <w:tc>
-          <w:tcPr/>
-          <w:p>
-            <w:pPr>
-              <w:pStyle w:val="Compact"/>
-            </w:pPr>
-            <w:r>
-              <w:t xml:space="preserve">946.2</w:t>
-            </w:r>
-          </w:p>
-        </w:tc>
-        <w:tc>
-          <w:tcPr/>
-          <w:p>
-            <w:pPr>
-              <w:pStyle w:val="Compact"/>
-            </w:pPr>
-            <w:r>
-              <w:t xml:space="preserve">660.5</w:t>
+              <w:t xml:space="preserve">14379.9</w:t>
+            </w:r>
+          </w:p>
+        </w:tc>
+        <w:tc>
+          <w:tcPr/>
+          <w:p>
+            <w:pPr>
+              <w:pStyle w:val="Compact"/>
+            </w:pPr>
+            <w:r>
+              <w:t xml:space="preserve">18737.2</w:t>
+            </w:r>
+          </w:p>
+        </w:tc>
+        <w:tc>
+          <w:tcPr/>
+          <w:p>
+            <w:pPr>
+              <w:pStyle w:val="Compact"/>
+            </w:pPr>
+            <w:r>
+              <w:t xml:space="preserve">2102.9</w:t>
+            </w:r>
+          </w:p>
+        </w:tc>
+        <w:tc>
+          <w:tcPr/>
+          <w:p>
+            <w:pPr>
+              <w:pStyle w:val="Compact"/>
+            </w:pPr>
+            <w:r>
+              <w:t xml:space="preserve">2753.9</w:t>
+            </w:r>
+          </w:p>
+        </w:tc>
+        <w:tc>
+          <w:tcPr/>
+          <w:p>
+            <w:pPr>
+              <w:pStyle w:val="Compact"/>
+            </w:pPr>
+            <w:r>
+              <w:t xml:space="preserve">3100.2</w:t>
+            </w:r>
+          </w:p>
+        </w:tc>
+        <w:tc>
+          <w:tcPr/>
+          <w:p>
+            <w:pPr>
+              <w:pStyle w:val="Compact"/>
+            </w:pPr>
+            <w:r>
+              <w:t xml:space="preserve">3505.5</w:t>
+            </w:r>
+          </w:p>
+        </w:tc>
+        <w:tc>
+          <w:tcPr/>
+          <w:p>
+            <w:pPr>
+              <w:pStyle w:val="Compact"/>
+            </w:pPr>
+            <w:r>
+              <w:t xml:space="preserve">2917.4</w:t>
             </w:r>
           </w:p>
         </w:tc>
@@ -2405,73 +2405,73 @@
               <w:pStyle w:val="Compact"/>
             </w:pPr>
             <w:r>
+              <w:t xml:space="preserve">0.39</w:t>
+            </w:r>
+          </w:p>
+        </w:tc>
+        <w:tc>
+          <w:tcPr/>
+          <w:p>
+            <w:pPr>
+              <w:pStyle w:val="Compact"/>
+            </w:pPr>
+            <w:r>
+              <w:t xml:space="preserve">0.45</w:t>
+            </w:r>
+          </w:p>
+        </w:tc>
+        <w:tc>
+          <w:tcPr/>
+          <w:p>
+            <w:pPr>
+              <w:pStyle w:val="Compact"/>
+            </w:pPr>
+            <w:r>
+              <w:t xml:space="preserve">0.36</w:t>
+            </w:r>
+          </w:p>
+        </w:tc>
+        <w:tc>
+          <w:tcPr/>
+          <w:p>
+            <w:pPr>
+              <w:pStyle w:val="Compact"/>
+            </w:pPr>
+            <w:r>
+              <w:t xml:space="preserve">0.39</w:t>
+            </w:r>
+          </w:p>
+        </w:tc>
+        <w:tc>
+          <w:tcPr/>
+          <w:p>
+            <w:pPr>
+              <w:pStyle w:val="Compact"/>
+            </w:pPr>
+            <w:r>
+              <w:t xml:space="preserve">0.39</w:t>
+            </w:r>
+          </w:p>
+        </w:tc>
+        <w:tc>
+          <w:tcPr/>
+          <w:p>
+            <w:pPr>
+              <w:pStyle w:val="Compact"/>
+            </w:pPr>
+            <w:r>
+              <w:t xml:space="preserve">0.41</w:t>
+            </w:r>
+          </w:p>
+        </w:tc>
+        <w:tc>
+          <w:tcPr/>
+          <w:p>
+            <w:pPr>
+              <w:pStyle w:val="Compact"/>
+            </w:pPr>
+            <w:r>
               <w:t xml:space="preserve">0.37</w:t>
-            </w:r>
-          </w:p>
-        </w:tc>
-        <w:tc>
-          <w:tcPr/>
-          <w:p>
-            <w:pPr>
-              <w:pStyle w:val="Compact"/>
-            </w:pPr>
-            <w:r>
-              <w:t xml:space="preserve">0.46</w:t>
-            </w:r>
-          </w:p>
-        </w:tc>
-        <w:tc>
-          <w:tcPr/>
-          <w:p>
-            <w:pPr>
-              <w:pStyle w:val="Compact"/>
-            </w:pPr>
-            <w:r>
-              <w:t xml:space="preserve">0.30</w:t>
-            </w:r>
-          </w:p>
-        </w:tc>
-        <w:tc>
-          <w:tcPr/>
-          <w:p>
-            <w:pPr>
-              <w:pStyle w:val="Compact"/>
-            </w:pPr>
-            <w:r>
-              <w:t xml:space="preserve">0.34</w:t>
-            </w:r>
-          </w:p>
-        </w:tc>
-        <w:tc>
-          <w:tcPr/>
-          <w:p>
-            <w:pPr>
-              <w:pStyle w:val="Compact"/>
-            </w:pPr>
-            <w:r>
-              <w:t xml:space="preserve">0.36</w:t>
-            </w:r>
-          </w:p>
-        </w:tc>
-        <w:tc>
-          <w:tcPr/>
-          <w:p>
-            <w:pPr>
-              <w:pStyle w:val="Compact"/>
-            </w:pPr>
-            <w:r>
-              <w:t xml:space="preserve">0.39</w:t>
-            </w:r>
-          </w:p>
-        </w:tc>
-        <w:tc>
-          <w:tcPr/>
-          <w:p>
-            <w:pPr>
-              <w:pStyle w:val="Compact"/>
-            </w:pPr>
-            <w:r>
-              <w:t xml:space="preserve">0.46</w:t>
             </w:r>
           </w:p>
         </w:tc>
